--- a/docx/03-direccionamiento-ip/boletin-U03-inicial-resuelto.docx
+++ b/docx/03-direccionamiento-ip/boletin-U03-inicial-resuelto.docx
@@ -15,6 +15,9 @@
             <w:pStyle w:val="TOCHeading"/>
           </w:pPr>
           <w:r>
+            <w:rPr>
+              <w:lang w:val="es-ES"/>
+            </w:rPr>
             <w:t xml:space="preserve">Table of Contents</w:t>
           </w:r>
         </w:p>
@@ -34,6 +37,9 @@
         <w:pStyle w:val="Heading1"/>
       </w:pPr>
       <w:r>
+        <w:rPr>
+          <w:lang w:val="es-ES"/>
+        </w:rPr>
         <w:t xml:space="preserve">Boletín UD3 — Inicial (Resuelto)</w:t>
       </w:r>
     </w:p>
@@ -44,6 +50,9 @@
         <w:pStyle w:val="Heading1"/>
       </w:pPr>
       <w:r>
+        <w:rPr>
+          <w:lang w:val="es-ES"/>
+        </w:rPr>
         <w:t xml:space="preserve">✅ Boletín UD3 — Inicial (Resuelto)</w:t>
       </w:r>
     </w:p>
@@ -60,6 +69,9 @@
         <w:pStyle w:val="Heading2"/>
       </w:pPr>
       <w:r>
+        <w:rPr>
+          <w:lang w:val="es-ES"/>
+        </w:rPr>
         <w:t xml:space="preserve">1. Conversión binario</w:t>
       </w:r>
     </w:p>
@@ -72,15 +84,22 @@
         </w:numPr>
       </w:pPr>
       <w:r>
+        <w:rPr>
+          <w:lang w:val="es-ES"/>
+        </w:rPr>
         <w:t xml:space="preserve">192 →</w:t>
       </w:r>
       <w:r>
+        <w:rPr>
+          <w:lang w:val="es-ES"/>
+        </w:rPr>
         <w:t xml:space="preserve"> </w:t>
       </w:r>
       <w:r>
         <w:rPr>
           <w:b/>
           <w:bCs/>
+          <w:lang w:val="es-ES"/>
         </w:rPr>
         <w:t xml:space="preserve">11000000</w:t>
       </w:r>
@@ -94,15 +113,22 @@
         </w:numPr>
       </w:pPr>
       <w:r>
+        <w:rPr>
+          <w:lang w:val="es-ES"/>
+        </w:rPr>
         <w:t xml:space="preserve">10 →</w:t>
       </w:r>
       <w:r>
+        <w:rPr>
+          <w:lang w:val="es-ES"/>
+        </w:rPr>
         <w:t xml:space="preserve"> </w:t>
       </w:r>
       <w:r>
         <w:rPr>
           <w:b/>
           <w:bCs/>
+          <w:lang w:val="es-ES"/>
         </w:rPr>
         <w:t xml:space="preserve">00001010</w:t>
       </w:r>
@@ -116,15 +142,22 @@
         </w:numPr>
       </w:pPr>
       <w:r>
+        <w:rPr>
+          <w:lang w:val="es-ES"/>
+        </w:rPr>
         <w:t xml:space="preserve">255 →</w:t>
       </w:r>
       <w:r>
+        <w:rPr>
+          <w:lang w:val="es-ES"/>
+        </w:rPr>
         <w:t xml:space="preserve"> </w:t>
       </w:r>
       <w:r>
         <w:rPr>
           <w:b/>
           <w:bCs/>
+          <w:lang w:val="es-ES"/>
         </w:rPr>
         <w:t xml:space="preserve">11111111</w:t>
       </w:r>
@@ -138,15 +171,22 @@
         </w:numPr>
       </w:pPr>
       <w:r>
+        <w:rPr>
+          <w:lang w:val="es-ES"/>
+        </w:rPr>
         <w:t xml:space="preserve">0 →</w:t>
       </w:r>
       <w:r>
+        <w:rPr>
+          <w:lang w:val="es-ES"/>
+        </w:rPr>
         <w:t xml:space="preserve"> </w:t>
       </w:r>
       <w:r>
         <w:rPr>
           <w:b/>
           <w:bCs/>
+          <w:lang w:val="es-ES"/>
         </w:rPr>
         <w:t xml:space="preserve">00000000</w:t>
       </w:r>
@@ -158,6 +198,9 @@
         <w:pStyle w:val="Heading2"/>
       </w:pPr>
       <w:r>
+        <w:rPr>
+          <w:lang w:val="es-ES"/>
+        </w:rPr>
         <w:t xml:space="preserve">2. Conversión a decimal</w:t>
       </w:r>
     </w:p>
@@ -170,15 +213,22 @@
         </w:numPr>
       </w:pPr>
       <w:r>
+        <w:rPr>
+          <w:lang w:val="es-ES"/>
+        </w:rPr>
         <w:t xml:space="preserve">11000000 →</w:t>
       </w:r>
       <w:r>
+        <w:rPr>
+          <w:lang w:val="es-ES"/>
+        </w:rPr>
         <w:t xml:space="preserve"> </w:t>
       </w:r>
       <w:r>
         <w:rPr>
           <w:b/>
           <w:bCs/>
+          <w:lang w:val="es-ES"/>
         </w:rPr>
         <w:t xml:space="preserve">192</w:t>
       </w:r>
@@ -192,15 +242,22 @@
         </w:numPr>
       </w:pPr>
       <w:r>
+        <w:rPr>
+          <w:lang w:val="es-ES"/>
+        </w:rPr>
         <w:t xml:space="preserve">10101000 →</w:t>
       </w:r>
       <w:r>
+        <w:rPr>
+          <w:lang w:val="es-ES"/>
+        </w:rPr>
         <w:t xml:space="preserve"> </w:t>
       </w:r>
       <w:r>
         <w:rPr>
           <w:b/>
           <w:bCs/>
+          <w:lang w:val="es-ES"/>
         </w:rPr>
         <w:t xml:space="preserve">168</w:t>
       </w:r>
@@ -214,15 +271,22 @@
         </w:numPr>
       </w:pPr>
       <w:r>
+        <w:rPr>
+          <w:lang w:val="es-ES"/>
+        </w:rPr>
         <w:t xml:space="preserve">00001010 →</w:t>
       </w:r>
       <w:r>
+        <w:rPr>
+          <w:lang w:val="es-ES"/>
+        </w:rPr>
         <w:t xml:space="preserve"> </w:t>
       </w:r>
       <w:r>
         <w:rPr>
           <w:b/>
           <w:bCs/>
+          <w:lang w:val="es-ES"/>
         </w:rPr>
         <w:t xml:space="preserve">10</w:t>
       </w:r>
@@ -236,15 +300,22 @@
         </w:numPr>
       </w:pPr>
       <w:r>
+        <w:rPr>
+          <w:lang w:val="es-ES"/>
+        </w:rPr>
         <w:t xml:space="preserve">11111111 →</w:t>
       </w:r>
       <w:r>
+        <w:rPr>
+          <w:lang w:val="es-ES"/>
+        </w:rPr>
         <w:t xml:space="preserve"> </w:t>
       </w:r>
       <w:r>
         <w:rPr>
           <w:b/>
           <w:bCs/>
+          <w:lang w:val="es-ES"/>
         </w:rPr>
         <w:t xml:space="preserve">255</w:t>
       </w:r>
@@ -256,6 +327,9 @@
         <w:pStyle w:val="Heading2"/>
       </w:pPr>
       <w:r>
+        <w:rPr>
+          <w:lang w:val="es-ES"/>
+        </w:rPr>
         <w:t xml:space="preserve">3. ¿Qué máscara es?</w:t>
       </w:r>
     </w:p>
@@ -264,24 +338,36 @@
         <w:pStyle w:val="FirstParagraph"/>
       </w:pPr>
       <w:r>
+        <w:rPr>
+          <w:lang w:val="es-ES"/>
+        </w:rPr>
         <w:t xml:space="preserve">/24 → b) 255.255.255.0</w:t>
       </w:r>
       <w:r>
         <w:br/>
       </w:r>
       <w:r>
+        <w:rPr>
+          <w:lang w:val="es-ES"/>
+        </w:rPr>
         <w:t xml:space="preserve">/16 → c) 255.255.0.0</w:t>
       </w:r>
       <w:r>
         <w:br/>
       </w:r>
       <w:r>
+        <w:rPr>
+          <w:lang w:val="es-ES"/>
+        </w:rPr>
         <w:t xml:space="preserve">/30 → a) 255.255.255.252</w:t>
       </w:r>
       <w:r>
         <w:br/>
       </w:r>
       <w:r>
+        <w:rPr>
+          <w:lang w:val="es-ES"/>
+        </w:rPr>
         <w:t xml:space="preserve">/8 → d) 255.0.0.0</w:t>
       </w:r>
     </w:p>
@@ -292,6 +378,9 @@
         <w:pStyle w:val="Heading2"/>
       </w:pPr>
       <w:r>
+        <w:rPr>
+          <w:lang w:val="es-ES"/>
+        </w:rPr>
         <w:t xml:space="preserve">4. Verdadero o falso</w:t>
       </w:r>
     </w:p>
@@ -307,13 +396,20 @@
         <w:rPr>
           <w:b/>
           <w:bCs/>
+          <w:lang w:val="es-ES"/>
         </w:rPr>
         <w:t xml:space="preserve">Falso.</w:t>
       </w:r>
       <w:r>
-        <w:t xml:space="preserve"> </w:t>
-      </w:r>
-      <w:r>
+        <w:rPr>
+          <w:lang w:val="es-ES"/>
+        </w:rPr>
+        <w:t xml:space="preserve"> </w:t>
+      </w:r>
+      <w:r>
+        <w:rPr>
+          <w:lang w:val="es-ES"/>
+        </w:rPr>
         <w:t xml:space="preserve">IPv4 tiene 32 bits (4 octetos).</w:t>
       </w:r>
     </w:p>
@@ -329,13 +425,20 @@
         <w:rPr>
           <w:b/>
           <w:bCs/>
+          <w:lang w:val="es-ES"/>
         </w:rPr>
         <w:t xml:space="preserve">Falso.</w:t>
       </w:r>
       <w:r>
-        <w:t xml:space="preserve"> </w:t>
-      </w:r>
-      <w:r>
+        <w:rPr>
+          <w:lang w:val="es-ES"/>
+        </w:rPr>
+        <w:t xml:space="preserve"> </w:t>
+      </w:r>
+      <w:r>
+        <w:rPr>
+          <w:lang w:val="es-ES"/>
+        </w:rPr>
         <w:t xml:space="preserve">Cada octeto va de 0 a 255. 256 no existe en un octeto de 8 bits.</w:t>
       </w:r>
     </w:p>
@@ -351,13 +454,20 @@
         <w:rPr>
           <w:b/>
           <w:bCs/>
+          <w:lang w:val="es-ES"/>
         </w:rPr>
         <w:t xml:space="preserve">Verdadero.</w:t>
       </w:r>
       <w:r>
-        <w:t xml:space="preserve"> </w:t>
-      </w:r>
-      <w:r>
+        <w:rPr>
+          <w:lang w:val="es-ES"/>
+        </w:rPr>
+        <w:t xml:space="preserve"> </w:t>
+      </w:r>
+      <w:r>
+        <w:rPr>
+          <w:lang w:val="es-ES"/>
+        </w:rPr>
         <w:t xml:space="preserve">La última dirección del rango es el broadcast.</w:t>
       </w:r>
     </w:p>
@@ -373,13 +483,20 @@
         <w:rPr>
           <w:b/>
           <w:bCs/>
+          <w:lang w:val="es-ES"/>
         </w:rPr>
         <w:t xml:space="preserve">Verdadero.</w:t>
       </w:r>
       <w:r>
-        <w:t xml:space="preserve"> </w:t>
-      </w:r>
-      <w:r>
+        <w:rPr>
+          <w:lang w:val="es-ES"/>
+        </w:rPr>
+        <w:t xml:space="preserve"> </w:t>
+      </w:r>
+      <w:r>
+        <w:rPr>
+          <w:lang w:val="es-ES"/>
+        </w:rPr>
         <w:t xml:space="preserve">Dynamic Host Configuration Protocol.</w:t>
       </w:r>
     </w:p>
@@ -395,13 +512,20 @@
         <w:rPr>
           <w:b/>
           <w:bCs/>
+          <w:lang w:val="es-ES"/>
         </w:rPr>
         <w:t xml:space="preserve">Falso.</w:t>
       </w:r>
       <w:r>
-        <w:t xml:space="preserve"> </w:t>
-      </w:r>
-      <w:r>
+        <w:rPr>
+          <w:lang w:val="es-ES"/>
+        </w:rPr>
+        <w:t xml:space="preserve"> </w:t>
+      </w:r>
+      <w:r>
+        <w:rPr>
+          <w:lang w:val="es-ES"/>
+        </w:rPr>
         <w:t xml:space="preserve">Las IPs privadas (RFC 1918) no son enrutables en Internet. Necesitan NAT.</w:t>
       </w:r>
     </w:p>
@@ -412,6 +536,9 @@
         <w:pStyle w:val="Heading2"/>
       </w:pPr>
       <w:r>
+        <w:rPr>
+          <w:lang w:val="es-ES"/>
+        </w:rPr>
         <w:t xml:space="preserve">5. Calcula hosts</w:t>
       </w:r>
     </w:p>
@@ -424,15 +551,22 @@
         </w:numPr>
       </w:pPr>
       <w:r>
+        <w:rPr>
+          <w:lang w:val="es-ES"/>
+        </w:rPr>
         <w:t xml:space="preserve">/24 → 256 - 2 =</w:t>
       </w:r>
       <w:r>
+        <w:rPr>
+          <w:lang w:val="es-ES"/>
+        </w:rPr>
         <w:t xml:space="preserve"> </w:t>
       </w:r>
       <w:r>
         <w:rPr>
           <w:b/>
           <w:bCs/>
+          <w:lang w:val="es-ES"/>
         </w:rPr>
         <w:t xml:space="preserve">254 hosts</w:t>
       </w:r>
@@ -446,15 +580,22 @@
         </w:numPr>
       </w:pPr>
       <w:r>
+        <w:rPr>
+          <w:lang w:val="es-ES"/>
+        </w:rPr>
         <w:t xml:space="preserve">/27 → 32 - 2 =</w:t>
       </w:r>
       <w:r>
+        <w:rPr>
+          <w:lang w:val="es-ES"/>
+        </w:rPr>
         <w:t xml:space="preserve"> </w:t>
       </w:r>
       <w:r>
         <w:rPr>
           <w:b/>
           <w:bCs/>
+          <w:lang w:val="es-ES"/>
         </w:rPr>
         <w:t xml:space="preserve">30 hosts</w:t>
       </w:r>
@@ -468,15 +609,22 @@
         </w:numPr>
       </w:pPr>
       <w:r>
+        <w:rPr>
+          <w:lang w:val="es-ES"/>
+        </w:rPr>
         <w:t xml:space="preserve">/30 → 4 - 2 =</w:t>
       </w:r>
       <w:r>
+        <w:rPr>
+          <w:lang w:val="es-ES"/>
+        </w:rPr>
         <w:t xml:space="preserve"> </w:t>
       </w:r>
       <w:r>
         <w:rPr>
           <w:b/>
           <w:bCs/>
+          <w:lang w:val="es-ES"/>
         </w:rPr>
         <w:t xml:space="preserve">2 hosts</w:t>
       </w:r>
@@ -490,15 +638,22 @@
         </w:numPr>
       </w:pPr>
       <w:r>
+        <w:rPr>
+          <w:lang w:val="es-ES"/>
+        </w:rPr>
         <w:t xml:space="preserve">/29 → 8 - 2 =</w:t>
       </w:r>
       <w:r>
+        <w:rPr>
+          <w:lang w:val="es-ES"/>
+        </w:rPr>
         <w:t xml:space="preserve"> </w:t>
       </w:r>
       <w:r>
         <w:rPr>
           <w:b/>
           <w:bCs/>
+          <w:lang w:val="es-ES"/>
         </w:rPr>
         <w:t xml:space="preserve">6 hosts</w:t>
       </w:r>
@@ -510,6 +665,9 @@
         <w:pStyle w:val="Heading2"/>
       </w:pPr>
       <w:r>
+        <w:rPr>
+          <w:lang w:val="es-ES"/>
+        </w:rPr>
         <w:t xml:space="preserve">6. Identifica el tipo</w:t>
       </w:r>
     </w:p>
@@ -522,22 +680,35 @@
         </w:numPr>
       </w:pPr>
       <w:r>
+        <w:rPr>
+          <w:lang w:val="es-ES"/>
+        </w:rPr>
         <w:t xml:space="preserve">10.0.0.15 →</w:t>
       </w:r>
       <w:r>
+        <w:rPr>
+          <w:lang w:val="es-ES"/>
+        </w:rPr>
         <w:t xml:space="preserve"> </w:t>
       </w:r>
       <w:r>
         <w:rPr>
           <w:b/>
           <w:bCs/>
+          <w:lang w:val="es-ES"/>
         </w:rPr>
         <w:t xml:space="preserve">Privada</w:t>
       </w:r>
       <w:r>
-        <w:t xml:space="preserve"> </w:t>
-      </w:r>
-      <w:r>
+        <w:rPr>
+          <w:lang w:val="es-ES"/>
+        </w:rPr>
+        <w:t xml:space="preserve"> </w:t>
+      </w:r>
+      <w:r>
+        <w:rPr>
+          <w:lang w:val="es-ES"/>
+        </w:rPr>
         <w:t xml:space="preserve">(clase A, RFC 1918)</w:t>
       </w:r>
     </w:p>
@@ -550,22 +721,35 @@
         </w:numPr>
       </w:pPr>
       <w:r>
+        <w:rPr>
+          <w:lang w:val="es-ES"/>
+        </w:rPr>
         <w:t xml:space="preserve">8.8.8.8 →</w:t>
       </w:r>
       <w:r>
+        <w:rPr>
+          <w:lang w:val="es-ES"/>
+        </w:rPr>
         <w:t xml:space="preserve"> </w:t>
       </w:r>
       <w:r>
         <w:rPr>
           <w:b/>
           <w:bCs/>
+          <w:lang w:val="es-ES"/>
         </w:rPr>
         <w:t xml:space="preserve">Pública</w:t>
       </w:r>
       <w:r>
-        <w:t xml:space="preserve"> </w:t>
-      </w:r>
-      <w:r>
+        <w:rPr>
+          <w:lang w:val="es-ES"/>
+        </w:rPr>
+        <w:t xml:space="preserve"> </w:t>
+      </w:r>
+      <w:r>
+        <w:rPr>
+          <w:lang w:val="es-ES"/>
+        </w:rPr>
         <w:t xml:space="preserve">(DNS de Google)</w:t>
       </w:r>
     </w:p>
@@ -578,22 +762,35 @@
         </w:numPr>
       </w:pPr>
       <w:r>
+        <w:rPr>
+          <w:lang w:val="es-ES"/>
+        </w:rPr>
         <w:t xml:space="preserve">192.168.1.1 →</w:t>
       </w:r>
       <w:r>
+        <w:rPr>
+          <w:lang w:val="es-ES"/>
+        </w:rPr>
         <w:t xml:space="preserve"> </w:t>
       </w:r>
       <w:r>
         <w:rPr>
           <w:b/>
           <w:bCs/>
+          <w:lang w:val="es-ES"/>
         </w:rPr>
         <w:t xml:space="preserve">Privada</w:t>
       </w:r>
       <w:r>
-        <w:t xml:space="preserve"> </w:t>
-      </w:r>
-      <w:r>
+        <w:rPr>
+          <w:lang w:val="es-ES"/>
+        </w:rPr>
+        <w:t xml:space="preserve"> </w:t>
+      </w:r>
+      <w:r>
+        <w:rPr>
+          <w:lang w:val="es-ES"/>
+        </w:rPr>
         <w:t xml:space="preserve">(clase C, RFC 1918)</w:t>
       </w:r>
     </w:p>
@@ -606,22 +803,35 @@
         </w:numPr>
       </w:pPr>
       <w:r>
+        <w:rPr>
+          <w:lang w:val="es-ES"/>
+        </w:rPr>
         <w:t xml:space="preserve">127.0.0.1 →</w:t>
       </w:r>
       <w:r>
+        <w:rPr>
+          <w:lang w:val="es-ES"/>
+        </w:rPr>
         <w:t xml:space="preserve"> </w:t>
       </w:r>
       <w:r>
         <w:rPr>
           <w:b/>
           <w:bCs/>
+          <w:lang w:val="es-ES"/>
         </w:rPr>
         <w:t xml:space="preserve">Especial</w:t>
       </w:r>
       <w:r>
-        <w:t xml:space="preserve"> </w:t>
-      </w:r>
-      <w:r>
+        <w:rPr>
+          <w:lang w:val="es-ES"/>
+        </w:rPr>
+        <w:t xml:space="preserve"> </w:t>
+      </w:r>
+      <w:r>
+        <w:rPr>
+          <w:lang w:val="es-ES"/>
+        </w:rPr>
         <w:t xml:space="preserve">(loopback/localhost)</w:t>
       </w:r>
     </w:p>
@@ -634,22 +844,35 @@
         </w:numPr>
       </w:pPr>
       <w:r>
+        <w:rPr>
+          <w:lang w:val="es-ES"/>
+        </w:rPr>
         <w:t xml:space="preserve">172.16.0.100 →</w:t>
       </w:r>
       <w:r>
+        <w:rPr>
+          <w:lang w:val="es-ES"/>
+        </w:rPr>
         <w:t xml:space="preserve"> </w:t>
       </w:r>
       <w:r>
         <w:rPr>
           <w:b/>
           <w:bCs/>
+          <w:lang w:val="es-ES"/>
         </w:rPr>
         <w:t xml:space="preserve">Privada</w:t>
       </w:r>
       <w:r>
-        <w:t xml:space="preserve"> </w:t>
-      </w:r>
-      <w:r>
+        <w:rPr>
+          <w:lang w:val="es-ES"/>
+        </w:rPr>
+        <w:t xml:space="preserve"> </w:t>
+      </w:r>
+      <w:r>
+        <w:rPr>
+          <w:lang w:val="es-ES"/>
+        </w:rPr>
         <w:t xml:space="preserve">(clase B, RFC 1918)</w:t>
       </w:r>
     </w:p>
@@ -662,22 +885,35 @@
         </w:numPr>
       </w:pPr>
       <w:r>
+        <w:rPr>
+          <w:lang w:val="es-ES"/>
+        </w:rPr>
         <w:t xml:space="preserve">169.254.1.1 →</w:t>
       </w:r>
       <w:r>
+        <w:rPr>
+          <w:lang w:val="es-ES"/>
+        </w:rPr>
         <w:t xml:space="preserve"> </w:t>
       </w:r>
       <w:r>
         <w:rPr>
           <w:b/>
           <w:bCs/>
+          <w:lang w:val="es-ES"/>
         </w:rPr>
         <w:t xml:space="preserve">Especial</w:t>
       </w:r>
       <w:r>
-        <w:t xml:space="preserve"> </w:t>
-      </w:r>
-      <w:r>
+        <w:rPr>
+          <w:lang w:val="es-ES"/>
+        </w:rPr>
+        <w:t xml:space="preserve"> </w:t>
+      </w:r>
+      <w:r>
+        <w:rPr>
+          <w:lang w:val="es-ES"/>
+        </w:rPr>
         <w:t xml:space="preserve">(APIPA, cuando DHCP no responde)</w:t>
       </w:r>
     </w:p>
@@ -688,6 +924,9 @@
         <w:pStyle w:val="Heading2"/>
       </w:pPr>
       <w:r>
+        <w:rPr>
+          <w:lang w:val="es-ES"/>
+        </w:rPr>
         <w:t xml:space="preserve">7. Calcula la dirección de red</w:t>
       </w:r>
     </w:p>
@@ -702,37 +941,58 @@
       <w:r>
         <w:rPr>
           <w:rStyle w:val="VerbatimChar"/>
+          <w:lang w:val="es-ES"/>
         </w:rPr>
         <w:t xml:space="preserve">192.168.1.37</w:t>
       </w:r>
       <w:r>
-        <w:t xml:space="preserve"> </w:t>
-      </w:r>
-      <w:r>
+        <w:rPr>
+          <w:lang w:val="es-ES"/>
+        </w:rPr>
+        <w:t xml:space="preserve"> </w:t>
+      </w:r>
+      <w:r>
+        <w:rPr>
+          <w:lang w:val="es-ES"/>
+        </w:rPr>
         <w:t xml:space="preserve">&amp;</w:t>
       </w:r>
       <w:r>
+        <w:rPr>
+          <w:lang w:val="es-ES"/>
+        </w:rPr>
         <w:t xml:space="preserve"> </w:t>
       </w:r>
       <w:r>
         <w:rPr>
           <w:rStyle w:val="VerbatimChar"/>
+          <w:lang w:val="es-ES"/>
         </w:rPr>
         <w:t xml:space="preserve">255.255.255.0</w:t>
       </w:r>
       <w:r>
-        <w:t xml:space="preserve"> </w:t>
-      </w:r>
-      <w:r>
+        <w:rPr>
+          <w:lang w:val="es-ES"/>
+        </w:rPr>
+        <w:t xml:space="preserve"> </w:t>
+      </w:r>
+      <w:r>
+        <w:rPr>
+          <w:lang w:val="es-ES"/>
+        </w:rPr>
         <w:t xml:space="preserve">→ la máscara deja pasar los 3 primeros octetos y borra el último →</w:t>
       </w:r>
       <w:r>
+        <w:rPr>
+          <w:lang w:val="es-ES"/>
+        </w:rPr>
         <w:t xml:space="preserve"> </w:t>
       </w:r>
       <w:r>
         <w:rPr>
           <w:b/>
           <w:bCs/>
+          <w:lang w:val="es-ES"/>
         </w:rPr>
         <w:t xml:space="preserve">192.168.1.0/24</w:t>
       </w:r>
@@ -744,6 +1004,7 @@
       <w:r>
         <w:rPr>
           <w:rStyle w:val="VerbatimChar"/>
+          <w:lang w:val="es-ES"/>
         </w:rPr>
         <w:t xml:space="preserve">IP:      192.168.1.37  → 11000000.10101000.00000001.00100101</w:t>
       </w:r>
@@ -753,6 +1014,7 @@
       <w:r>
         <w:rPr>
           <w:rStyle w:val="VerbatimChar"/>
+          <w:lang w:val="es-ES"/>
         </w:rPr>
         <w:t xml:space="preserve">Máscara: 255.255.255.0 → 11111111.11111111.11111111.00000000</w:t>
       </w:r>
@@ -762,6 +1024,7 @@
       <w:r>
         <w:rPr>
           <w:rStyle w:val="VerbatimChar"/>
+          <w:lang w:val="es-ES"/>
         </w:rPr>
         <w:t xml:space="preserve">AND:                   → 11000000.10101000.00000001.00000000</w:t>
       </w:r>
@@ -771,6 +1034,7 @@
       <w:r>
         <w:rPr>
           <w:rStyle w:val="VerbatimChar"/>
+          <w:lang w:val="es-ES"/>
         </w:rPr>
         <w:t xml:space="preserve">Red:     192.168.1.0</w:t>
       </w:r>
@@ -786,37 +1050,58 @@
       <w:r>
         <w:rPr>
           <w:rStyle w:val="VerbatimChar"/>
+          <w:lang w:val="es-ES"/>
         </w:rPr>
         <w:t xml:space="preserve">10.0.0.150</w:t>
       </w:r>
       <w:r>
-        <w:t xml:space="preserve"> </w:t>
-      </w:r>
-      <w:r>
+        <w:rPr>
+          <w:lang w:val="es-ES"/>
+        </w:rPr>
+        <w:t xml:space="preserve"> </w:t>
+      </w:r>
+      <w:r>
+        <w:rPr>
+          <w:lang w:val="es-ES"/>
+        </w:rPr>
         <w:t xml:space="preserve">&amp;</w:t>
       </w:r>
       <w:r>
+        <w:rPr>
+          <w:lang w:val="es-ES"/>
+        </w:rPr>
         <w:t xml:space="preserve"> </w:t>
       </w:r>
       <w:r>
         <w:rPr>
           <w:rStyle w:val="VerbatimChar"/>
+          <w:lang w:val="es-ES"/>
         </w:rPr>
         <w:t xml:space="preserve">255.0.0.0</w:t>
       </w:r>
       <w:r>
-        <w:t xml:space="preserve"> </w:t>
-      </w:r>
-      <w:r>
+        <w:rPr>
+          <w:lang w:val="es-ES"/>
+        </w:rPr>
+        <w:t xml:space="preserve"> </w:t>
+      </w:r>
+      <w:r>
+        <w:rPr>
+          <w:lang w:val="es-ES"/>
+        </w:rPr>
         <w:t xml:space="preserve">→</w:t>
       </w:r>
       <w:r>
+        <w:rPr>
+          <w:lang w:val="es-ES"/>
+        </w:rPr>
         <w:t xml:space="preserve"> </w:t>
       </w:r>
       <w:r>
         <w:rPr>
           <w:b/>
           <w:bCs/>
+          <w:lang w:val="es-ES"/>
         </w:rPr>
         <w:t xml:space="preserve">10.0.0.0/8</w:t>
       </w:r>
@@ -828,6 +1113,7 @@
       <w:r>
         <w:rPr>
           <w:rStyle w:val="VerbatimChar"/>
+          <w:lang w:val="es-ES"/>
         </w:rPr>
         <w:t xml:space="preserve">IP:      10.0.0.150  → 00001010.00000000.00000000.10010110</w:t>
       </w:r>
@@ -837,6 +1123,7 @@
       <w:r>
         <w:rPr>
           <w:rStyle w:val="VerbatimChar"/>
+          <w:lang w:val="es-ES"/>
         </w:rPr>
         <w:t xml:space="preserve">Máscara: 255.0.0.0   → 11111111.00000000.00000000.00000000</w:t>
       </w:r>
@@ -846,6 +1133,7 @@
       <w:r>
         <w:rPr>
           <w:rStyle w:val="VerbatimChar"/>
+          <w:lang w:val="es-ES"/>
         </w:rPr>
         <w:t xml:space="preserve">AND:                 → 00001010.00000000.00000000.00000000</w:t>
       </w:r>
@@ -855,6 +1143,7 @@
       <w:r>
         <w:rPr>
           <w:rStyle w:val="VerbatimChar"/>
+          <w:lang w:val="es-ES"/>
         </w:rPr>
         <w:t xml:space="preserve">Red:     10.0.0.0</w:t>
       </w:r>
@@ -870,79 +1159,127 @@
       <w:r>
         <w:rPr>
           <w:rStyle w:val="VerbatimChar"/>
+          <w:lang w:val="es-ES"/>
         </w:rPr>
         <w:t xml:space="preserve">172.16.0.200</w:t>
       </w:r>
       <w:r>
-        <w:t xml:space="preserve"> </w:t>
-      </w:r>
-      <w:r>
+        <w:rPr>
+          <w:lang w:val="es-ES"/>
+        </w:rPr>
+        <w:t xml:space="preserve"> </w:t>
+      </w:r>
+      <w:r>
+        <w:rPr>
+          <w:lang w:val="es-ES"/>
+        </w:rPr>
         <w:t xml:space="preserve">&amp;</w:t>
       </w:r>
       <w:r>
+        <w:rPr>
+          <w:lang w:val="es-ES"/>
+        </w:rPr>
         <w:t xml:space="preserve"> </w:t>
       </w:r>
       <w:r>
         <w:rPr>
           <w:rStyle w:val="VerbatimChar"/>
+          <w:lang w:val="es-ES"/>
         </w:rPr>
         <w:t xml:space="preserve">255.255.255.128</w:t>
       </w:r>
       <w:r>
-        <w:t xml:space="preserve"> </w:t>
-      </w:r>
-      <w:r>
+        <w:rPr>
+          <w:lang w:val="es-ES"/>
+        </w:rPr>
+        <w:t xml:space="preserve"> </w:t>
+      </w:r>
+      <w:r>
+        <w:rPr>
+          <w:lang w:val="es-ES"/>
+        </w:rPr>
         <w:t xml:space="preserve">→ el octeto mágico es el último:</w:t>
       </w:r>
       <w:r>
+        <w:rPr>
+          <w:lang w:val="es-ES"/>
+        </w:rPr>
         <w:t xml:space="preserve"> </w:t>
       </w:r>
       <w:r>
         <w:rPr>
           <w:rStyle w:val="VerbatimChar"/>
+          <w:lang w:val="es-ES"/>
         </w:rPr>
         <w:t xml:space="preserve">200 = 11001000</w:t>
       </w:r>
       <w:r>
+        <w:rPr>
+          <w:lang w:val="es-ES"/>
+        </w:rPr>
         <w:t xml:space="preserve">,</w:t>
       </w:r>
       <w:r>
+        <w:rPr>
+          <w:lang w:val="es-ES"/>
+        </w:rPr>
         <w:t xml:space="preserve"> </w:t>
       </w:r>
       <w:r>
         <w:rPr>
           <w:rStyle w:val="VerbatimChar"/>
+          <w:lang w:val="es-ES"/>
         </w:rPr>
         <w:t xml:space="preserve">128 = 10000000</w:t>
       </w:r>
       <w:r>
-        <w:t xml:space="preserve"> </w:t>
-      </w:r>
-      <w:r>
+        <w:rPr>
+          <w:lang w:val="es-ES"/>
+        </w:rPr>
+        <w:t xml:space="preserve"> </w:t>
+      </w:r>
+      <w:r>
+        <w:rPr>
+          <w:lang w:val="es-ES"/>
+        </w:rPr>
         <w:t xml:space="preserve">→ AND =</w:t>
       </w:r>
       <w:r>
+        <w:rPr>
+          <w:lang w:val="es-ES"/>
+        </w:rPr>
         <w:t xml:space="preserve"> </w:t>
       </w:r>
       <w:r>
         <w:rPr>
           <w:rStyle w:val="VerbatimChar"/>
+          <w:lang w:val="es-ES"/>
         </w:rPr>
         <w:t xml:space="preserve">10000000</w:t>
       </w:r>
       <w:r>
-        <w:t xml:space="preserve"> </w:t>
-      </w:r>
-      <w:r>
+        <w:rPr>
+          <w:lang w:val="es-ES"/>
+        </w:rPr>
+        <w:t xml:space="preserve"> </w:t>
+      </w:r>
+      <w:r>
+        <w:rPr>
+          <w:lang w:val="es-ES"/>
+        </w:rPr>
         <w:t xml:space="preserve">= 128 →</w:t>
       </w:r>
       <w:r>
+        <w:rPr>
+          <w:lang w:val="es-ES"/>
+        </w:rPr>
         <w:t xml:space="preserve"> </w:t>
       </w:r>
       <w:r>
         <w:rPr>
           <w:b/>
           <w:bCs/>
+          <w:lang w:val="es-ES"/>
         </w:rPr>
         <w:t xml:space="preserve">172.16.0.128/25</w:t>
       </w:r>
@@ -954,6 +1291,7 @@
       <w:r>
         <w:rPr>
           <w:rStyle w:val="VerbatimChar"/>
+          <w:lang w:val="es-ES"/>
         </w:rPr>
         <w:t xml:space="preserve">IP:      172.16.0.200  → 10101100.00010000.00000000.11001000</w:t>
       </w:r>
@@ -963,6 +1301,7 @@
       <w:r>
         <w:rPr>
           <w:rStyle w:val="VerbatimChar"/>
+          <w:lang w:val="es-ES"/>
         </w:rPr>
         <w:t xml:space="preserve">Máscara: 255.255.255.128 → 11111111.11111111.11111111.10000000</w:t>
       </w:r>
@@ -972,6 +1311,7 @@
       <w:r>
         <w:rPr>
           <w:rStyle w:val="VerbatimChar"/>
+          <w:lang w:val="es-ES"/>
         </w:rPr>
         <w:t xml:space="preserve">AND:                    → 10101100.00010000.00000000.10000000</w:t>
       </w:r>
@@ -981,6 +1321,7 @@
       <w:r>
         <w:rPr>
           <w:rStyle w:val="VerbatimChar"/>
+          <w:lang w:val="es-ES"/>
         </w:rPr>
         <w:t xml:space="preserve">Red:     172.16.0.128</w:t>
       </w:r>
@@ -996,79 +1337,127 @@
       <w:r>
         <w:rPr>
           <w:rStyle w:val="VerbatimChar"/>
+          <w:lang w:val="es-ES"/>
         </w:rPr>
         <w:t xml:space="preserve">192.168.1.66</w:t>
       </w:r>
       <w:r>
-        <w:t xml:space="preserve"> </w:t>
-      </w:r>
-      <w:r>
+        <w:rPr>
+          <w:lang w:val="es-ES"/>
+        </w:rPr>
+        <w:t xml:space="preserve"> </w:t>
+      </w:r>
+      <w:r>
+        <w:rPr>
+          <w:lang w:val="es-ES"/>
+        </w:rPr>
         <w:t xml:space="preserve">&amp;</w:t>
       </w:r>
       <w:r>
+        <w:rPr>
+          <w:lang w:val="es-ES"/>
+        </w:rPr>
         <w:t xml:space="preserve"> </w:t>
       </w:r>
       <w:r>
         <w:rPr>
           <w:rStyle w:val="VerbatimChar"/>
+          <w:lang w:val="es-ES"/>
         </w:rPr>
         <w:t xml:space="preserve">255.255.255.192</w:t>
       </w:r>
       <w:r>
-        <w:t xml:space="preserve"> </w:t>
-      </w:r>
-      <w:r>
+        <w:rPr>
+          <w:lang w:val="es-ES"/>
+        </w:rPr>
+        <w:t xml:space="preserve"> </w:t>
+      </w:r>
+      <w:r>
+        <w:rPr>
+          <w:lang w:val="es-ES"/>
+        </w:rPr>
         <w:t xml:space="preserve">→ octeto mágico el último:</w:t>
       </w:r>
       <w:r>
+        <w:rPr>
+          <w:lang w:val="es-ES"/>
+        </w:rPr>
         <w:t xml:space="preserve"> </w:t>
       </w:r>
       <w:r>
         <w:rPr>
           <w:rStyle w:val="VerbatimChar"/>
+          <w:lang w:val="es-ES"/>
         </w:rPr>
         <w:t xml:space="preserve">66 = 01000010</w:t>
       </w:r>
       <w:r>
+        <w:rPr>
+          <w:lang w:val="es-ES"/>
+        </w:rPr>
         <w:t xml:space="preserve">,</w:t>
       </w:r>
       <w:r>
+        <w:rPr>
+          <w:lang w:val="es-ES"/>
+        </w:rPr>
         <w:t xml:space="preserve"> </w:t>
       </w:r>
       <w:r>
         <w:rPr>
           <w:rStyle w:val="VerbatimChar"/>
+          <w:lang w:val="es-ES"/>
         </w:rPr>
         <w:t xml:space="preserve">192 = 11000000</w:t>
       </w:r>
       <w:r>
-        <w:t xml:space="preserve"> </w:t>
-      </w:r>
-      <w:r>
+        <w:rPr>
+          <w:lang w:val="es-ES"/>
+        </w:rPr>
+        <w:t xml:space="preserve"> </w:t>
+      </w:r>
+      <w:r>
+        <w:rPr>
+          <w:lang w:val="es-ES"/>
+        </w:rPr>
         <w:t xml:space="preserve">→ AND =</w:t>
       </w:r>
       <w:r>
+        <w:rPr>
+          <w:lang w:val="es-ES"/>
+        </w:rPr>
         <w:t xml:space="preserve"> </w:t>
       </w:r>
       <w:r>
         <w:rPr>
           <w:rStyle w:val="VerbatimChar"/>
+          <w:lang w:val="es-ES"/>
         </w:rPr>
         <w:t xml:space="preserve">01000000</w:t>
       </w:r>
       <w:r>
-        <w:t xml:space="preserve"> </w:t>
-      </w:r>
-      <w:r>
+        <w:rPr>
+          <w:lang w:val="es-ES"/>
+        </w:rPr>
+        <w:t xml:space="preserve"> </w:t>
+      </w:r>
+      <w:r>
+        <w:rPr>
+          <w:lang w:val="es-ES"/>
+        </w:rPr>
         <w:t xml:space="preserve">= 64 →</w:t>
       </w:r>
       <w:r>
+        <w:rPr>
+          <w:lang w:val="es-ES"/>
+        </w:rPr>
         <w:t xml:space="preserve"> </w:t>
       </w:r>
       <w:r>
         <w:rPr>
           <w:b/>
           <w:bCs/>
+          <w:lang w:val="es-ES"/>
         </w:rPr>
         <w:t xml:space="preserve">192.168.1.64/26</w:t>
       </w:r>
@@ -1080,6 +1469,7 @@
       <w:r>
         <w:rPr>
           <w:rStyle w:val="VerbatimChar"/>
+          <w:lang w:val="es-ES"/>
         </w:rPr>
         <w:t xml:space="preserve">IP:      192.168.1.66  → 11000000.10101000.00000001.01000010</w:t>
       </w:r>
@@ -1089,6 +1479,7 @@
       <w:r>
         <w:rPr>
           <w:rStyle w:val="VerbatimChar"/>
+          <w:lang w:val="es-ES"/>
         </w:rPr>
         <w:t xml:space="preserve">Máscara: 255.255.255.192 → 11111111.11111111.11111111.11000000</w:t>
       </w:r>
@@ -1098,6 +1489,7 @@
       <w:r>
         <w:rPr>
           <w:rStyle w:val="VerbatimChar"/>
+          <w:lang w:val="es-ES"/>
         </w:rPr>
         <w:t xml:space="preserve">AND:                    → 11000000.10101000.00000001.01000000</w:t>
       </w:r>
@@ -1107,6 +1499,7 @@
       <w:r>
         <w:rPr>
           <w:rStyle w:val="VerbatimChar"/>
+          <w:lang w:val="es-ES"/>
         </w:rPr>
         <w:t xml:space="preserve">Red:     192.168.1.64</w:t>
       </w:r>
@@ -1118,6 +1511,9 @@
         <w:pStyle w:val="Heading2"/>
       </w:pPr>
       <w:r>
+        <w:rPr>
+          <w:lang w:val="es-ES"/>
+        </w:rPr>
         <w:t xml:space="preserve">8. Subredes iguales</w:t>
       </w:r>
     </w:p>
@@ -1133,22 +1529,33 @@
         <w:rPr>
           <w:b/>
           <w:bCs/>
+          <w:lang w:val="es-ES"/>
         </w:rPr>
         <w:t xml:space="preserve">2 bits:</w:t>
       </w:r>
       <w:r>
+        <w:rPr>
+          <w:lang w:val="es-ES"/>
+        </w:rPr>
         <w:t xml:space="preserve"> </w:t>
       </w:r>
       <w:r>
         <w:rPr>
           <w:rStyle w:val="VerbatimChar"/>
+          <w:lang w:val="es-ES"/>
         </w:rPr>
         <w:t xml:space="preserve">2ⁿ ≥ 4</w:t>
       </w:r>
       <w:r>
-        <w:t xml:space="preserve"> </w:t>
-      </w:r>
-      <w:r>
+        <w:rPr>
+          <w:lang w:val="es-ES"/>
+        </w:rPr>
+        <w:t xml:space="preserve"> </w:t>
+      </w:r>
+      <w:r>
+        <w:rPr>
+          <w:lang w:val="es-ES"/>
+        </w:rPr>
         <w:t xml:space="preserve">→ n = 2 (2² = 4).</w:t>
       </w:r>
     </w:p>
@@ -1161,31 +1568,48 @@
         </w:numPr>
       </w:pPr>
       <w:r>
+        <w:rPr>
+          <w:lang w:val="es-ES"/>
+        </w:rPr>
         <w:t xml:space="preserve">Nueva máscara:</w:t>
       </w:r>
       <w:r>
+        <w:rPr>
+          <w:lang w:val="es-ES"/>
+        </w:rPr>
         <w:t xml:space="preserve"> </w:t>
       </w:r>
       <w:r>
         <w:rPr>
           <w:b/>
           <w:bCs/>
+          <w:lang w:val="es-ES"/>
         </w:rPr>
         <w:t xml:space="preserve">/26 = 255.255.255.192</w:t>
       </w:r>
       <w:r>
-        <w:t xml:space="preserve"> </w:t>
-      </w:r>
-      <w:r>
+        <w:rPr>
+          <w:lang w:val="es-ES"/>
+        </w:rPr>
+        <w:t xml:space="preserve"> </w:t>
+      </w:r>
+      <w:r>
+        <w:rPr>
+          <w:lang w:val="es-ES"/>
+        </w:rPr>
         <w:t xml:space="preserve">(</w:t>
       </w:r>
       <w:r>
         <w:rPr>
           <w:rStyle w:val="VerbatimChar"/>
+          <w:lang w:val="es-ES"/>
         </w:rPr>
         <w:t xml:space="preserve">11111111.11111111.11111111.11000000</w:t>
       </w:r>
       <w:r>
+        <w:rPr>
+          <w:lang w:val="es-ES"/>
+        </w:rPr>
         <w:t xml:space="preserve">).</w:t>
       </w:r>
     </w:p>
@@ -1198,22 +1622,35 @@
         </w:numPr>
       </w:pPr>
       <w:r>
+        <w:rPr>
+          <w:lang w:val="es-ES"/>
+        </w:rPr>
         <w:t xml:space="preserve">Hosts=(32 − 26 = 6 bits) → 2⁶ − 2 =</w:t>
       </w:r>
       <w:r>
+        <w:rPr>
+          <w:lang w:val="es-ES"/>
+        </w:rPr>
         <w:t xml:space="preserve"> </w:t>
       </w:r>
       <w:r>
         <w:rPr>
           <w:b/>
           <w:bCs/>
+          <w:lang w:val="es-ES"/>
         </w:rPr>
         <w:t xml:space="preserve">62 hosts útiles</w:t>
       </w:r>
       <w:r>
-        <w:t xml:space="preserve"> </w:t>
-      </w:r>
-      <w:r>
+        <w:rPr>
+          <w:lang w:val="es-ES"/>
+        </w:rPr>
+        <w:t xml:space="preserve"> </w:t>
+      </w:r>
+      <w:r>
+        <w:rPr>
+          <w:lang w:val="es-ES"/>
+        </w:rPr>
         <w:t xml:space="preserve">por subred.</w:t>
       </w:r>
     </w:p>
@@ -1226,6 +1663,9 @@
         </w:numPr>
       </w:pPr>
       <w:r>
+        <w:rPr>
+          <w:lang w:val="es-ES"/>
+        </w:rPr>
         <w:t xml:space="preserve">Incremento = 2⁶ = 64:</w:t>
       </w:r>
     </w:p>
@@ -1253,6 +1693,9 @@
               <w:pStyle w:val="Compact"/>
             </w:pPr>
             <w:r>
+              <w:rPr>
+                <w:lang w:val="es-ES"/>
+              </w:rPr>
               <w:t xml:space="preserve">Subred</w:t>
             </w:r>
           </w:p>
@@ -1264,6 +1707,9 @@
               <w:pStyle w:val="Compact"/>
             </w:pPr>
             <w:r>
+              <w:rPr>
+                <w:lang w:val="es-ES"/>
+              </w:rPr>
               <w:t xml:space="preserve">Red</w:t>
             </w:r>
           </w:p>
@@ -1275,6 +1721,9 @@
               <w:pStyle w:val="Compact"/>
             </w:pPr>
             <w:r>
+              <w:rPr>
+                <w:lang w:val="es-ES"/>
+              </w:rPr>
               <w:t xml:space="preserve">Primer host</w:t>
             </w:r>
           </w:p>
@@ -1286,6 +1735,9 @@
               <w:pStyle w:val="Compact"/>
             </w:pPr>
             <w:r>
+              <w:rPr>
+                <w:lang w:val="es-ES"/>
+              </w:rPr>
               <w:t xml:space="preserve">Último host</w:t>
             </w:r>
           </w:p>
@@ -1297,6 +1749,9 @@
               <w:pStyle w:val="Compact"/>
             </w:pPr>
             <w:r>
+              <w:rPr>
+                <w:lang w:val="es-ES"/>
+              </w:rPr>
               <w:t xml:space="preserve">Broadcast</w:t>
             </w:r>
           </w:p>
@@ -1310,6 +1765,9 @@
               <w:pStyle w:val="Compact"/>
             </w:pPr>
             <w:r>
+              <w:rPr>
+                <w:lang w:val="es-ES"/>
+              </w:rPr>
               <w:t xml:space="preserve">1</w:t>
             </w:r>
           </w:p>
@@ -1321,6 +1779,9 @@
               <w:pStyle w:val="Compact"/>
             </w:pPr>
             <w:r>
+              <w:rPr>
+                <w:lang w:val="es-ES"/>
+              </w:rPr>
               <w:t xml:space="preserve">192.168.5.0/26</w:t>
             </w:r>
           </w:p>
@@ -1332,6 +1793,9 @@
               <w:pStyle w:val="Compact"/>
             </w:pPr>
             <w:r>
+              <w:rPr>
+                <w:lang w:val="es-ES"/>
+              </w:rPr>
               <w:t xml:space="preserve">192.168.5.1</w:t>
             </w:r>
           </w:p>
@@ -1343,6 +1807,9 @@
               <w:pStyle w:val="Compact"/>
             </w:pPr>
             <w:r>
+              <w:rPr>
+                <w:lang w:val="es-ES"/>
+              </w:rPr>
               <w:t xml:space="preserve">192.168.5.62</w:t>
             </w:r>
           </w:p>
@@ -1354,6 +1821,9 @@
               <w:pStyle w:val="Compact"/>
             </w:pPr>
             <w:r>
+              <w:rPr>
+                <w:lang w:val="es-ES"/>
+              </w:rPr>
               <w:t xml:space="preserve">192.168.5.63</w:t>
             </w:r>
           </w:p>
@@ -1367,6 +1837,9 @@
               <w:pStyle w:val="Compact"/>
             </w:pPr>
             <w:r>
+              <w:rPr>
+                <w:lang w:val="es-ES"/>
+              </w:rPr>
               <w:t xml:space="preserve">2</w:t>
             </w:r>
           </w:p>
@@ -1378,6 +1851,9 @@
               <w:pStyle w:val="Compact"/>
             </w:pPr>
             <w:r>
+              <w:rPr>
+                <w:lang w:val="es-ES"/>
+              </w:rPr>
               <w:t xml:space="preserve">192.168.5.64/26</w:t>
             </w:r>
           </w:p>
@@ -1389,6 +1865,9 @@
               <w:pStyle w:val="Compact"/>
             </w:pPr>
             <w:r>
+              <w:rPr>
+                <w:lang w:val="es-ES"/>
+              </w:rPr>
               <w:t xml:space="preserve">192.168.5.65</w:t>
             </w:r>
           </w:p>
@@ -1400,6 +1879,9 @@
               <w:pStyle w:val="Compact"/>
             </w:pPr>
             <w:r>
+              <w:rPr>
+                <w:lang w:val="es-ES"/>
+              </w:rPr>
               <w:t xml:space="preserve">192.168.5.126</w:t>
             </w:r>
           </w:p>
@@ -1411,6 +1893,9 @@
               <w:pStyle w:val="Compact"/>
             </w:pPr>
             <w:r>
+              <w:rPr>
+                <w:lang w:val="es-ES"/>
+              </w:rPr>
               <w:t xml:space="preserve">192.168.5.127</w:t>
             </w:r>
           </w:p>
@@ -1424,6 +1909,9 @@
               <w:pStyle w:val="Compact"/>
             </w:pPr>
             <w:r>
+              <w:rPr>
+                <w:lang w:val="es-ES"/>
+              </w:rPr>
               <w:t xml:space="preserve">3</w:t>
             </w:r>
           </w:p>
@@ -1435,6 +1923,9 @@
               <w:pStyle w:val="Compact"/>
             </w:pPr>
             <w:r>
+              <w:rPr>
+                <w:lang w:val="es-ES"/>
+              </w:rPr>
               <w:t xml:space="preserve">192.168.5.128/26</w:t>
             </w:r>
           </w:p>
@@ -1446,6 +1937,9 @@
               <w:pStyle w:val="Compact"/>
             </w:pPr>
             <w:r>
+              <w:rPr>
+                <w:lang w:val="es-ES"/>
+              </w:rPr>
               <w:t xml:space="preserve">192.168.5.129</w:t>
             </w:r>
           </w:p>
@@ -1457,6 +1951,9 @@
               <w:pStyle w:val="Compact"/>
             </w:pPr>
             <w:r>
+              <w:rPr>
+                <w:lang w:val="es-ES"/>
+              </w:rPr>
               <w:t xml:space="preserve">192.168.5.190</w:t>
             </w:r>
           </w:p>
@@ -1468,6 +1965,9 @@
               <w:pStyle w:val="Compact"/>
             </w:pPr>
             <w:r>
+              <w:rPr>
+                <w:lang w:val="es-ES"/>
+              </w:rPr>
               <w:t xml:space="preserve">192.168.5.191</w:t>
             </w:r>
           </w:p>
@@ -1481,6 +1981,9 @@
               <w:pStyle w:val="Compact"/>
             </w:pPr>
             <w:r>
+              <w:rPr>
+                <w:lang w:val="es-ES"/>
+              </w:rPr>
               <w:t xml:space="preserve">4</w:t>
             </w:r>
           </w:p>
@@ -1492,6 +1995,9 @@
               <w:pStyle w:val="Compact"/>
             </w:pPr>
             <w:r>
+              <w:rPr>
+                <w:lang w:val="es-ES"/>
+              </w:rPr>
               <w:t xml:space="preserve">192.168.5.192/26</w:t>
             </w:r>
           </w:p>
@@ -1503,6 +2009,9 @@
               <w:pStyle w:val="Compact"/>
             </w:pPr>
             <w:r>
+              <w:rPr>
+                <w:lang w:val="es-ES"/>
+              </w:rPr>
               <w:t xml:space="preserve">192.168.5.193</w:t>
             </w:r>
           </w:p>
@@ -1514,6 +2023,9 @@
               <w:pStyle w:val="Compact"/>
             </w:pPr>
             <w:r>
+              <w:rPr>
+                <w:lang w:val="es-ES"/>
+              </w:rPr>
               <w:t xml:space="preserve">192.168.5.254</w:t>
             </w:r>
           </w:p>
@@ -1525,6 +2037,9 @@
               <w:pStyle w:val="Compact"/>
             </w:pPr>
             <w:r>
+              <w:rPr>
+                <w:lang w:val="es-ES"/>
+              </w:rPr>
               <w:t xml:space="preserve">192.168.5.255</w:t>
             </w:r>
           </w:p>
@@ -1538,6 +2053,9 @@
         <w:pStyle w:val="Heading2"/>
       </w:pPr>
       <w:r>
+        <w:rPr>
+          <w:lang w:val="es-ES"/>
+        </w:rPr>
         <w:t xml:space="preserve">9. Cabecera IPv4</w:t>
       </w:r>
     </w:p>
@@ -1549,13 +2067,20 @@
         <w:rPr>
           <w:b/>
           <w:bCs/>
+          <w:lang w:val="es-ES"/>
         </w:rPr>
         <w:t xml:space="preserve">Matching:</w:t>
       </w:r>
       <w:r>
-        <w:t xml:space="preserve"> </w:t>
-      </w:r>
-      <w:r>
+        <w:rPr>
+          <w:lang w:val="es-ES"/>
+        </w:rPr>
+        <w:t xml:space="preserve"> </w:t>
+      </w:r>
+      <w:r>
+        <w:rPr>
+          <w:lang w:val="es-ES"/>
+        </w:rPr>
         <w:t xml:space="preserve">1 → c (TTL) · 2 → a (Protocolo) · 3 → b (IPs) · 4 → d (fragmentación)</w:t>
       </w:r>
     </w:p>
@@ -1567,6 +2092,7 @@
         <w:rPr>
           <w:b/>
           <w:bCs/>
+          <w:lang w:val="es-ES"/>
         </w:rPr>
         <w:t xml:space="preserve">V/F:</w:t>
       </w:r>
@@ -1583,29 +2109,46 @@
         <w:rPr>
           <w:b/>
           <w:bCs/>
+          <w:lang w:val="es-ES"/>
         </w:rPr>
         <w:t xml:space="preserve">Verdadero.</w:t>
       </w:r>
       <w:r>
-        <w:t xml:space="preserve"> </w:t>
-      </w:r>
-      <w:r>
+        <w:rPr>
+          <w:lang w:val="es-ES"/>
+        </w:rPr>
+        <w:t xml:space="preserve"> </w:t>
+      </w:r>
+      <w:r>
+        <w:rPr>
+          <w:lang w:val="es-ES"/>
+        </w:rPr>
         <w:t xml:space="preserve">5 words de 32 bits =</w:t>
       </w:r>
       <w:r>
+        <w:rPr>
+          <w:lang w:val="es-ES"/>
+        </w:rPr>
         <w:t xml:space="preserve"> </w:t>
       </w:r>
       <w:r>
         <w:rPr>
           <w:b/>
           <w:bCs/>
+          <w:lang w:val="es-ES"/>
         </w:rPr>
         <w:t xml:space="preserve">20 bytes</w:t>
       </w:r>
       <w:r>
-        <w:t xml:space="preserve"> </w:t>
-      </w:r>
-      <w:r>
+        <w:rPr>
+          <w:lang w:val="es-ES"/>
+        </w:rPr>
+        <w:t xml:space="preserve"> </w:t>
+      </w:r>
+      <w:r>
+        <w:rPr>
+          <w:lang w:val="es-ES"/>
+        </w:rPr>
         <w:t xml:space="preserve">(sin opciones).</w:t>
       </w:r>
     </w:p>
@@ -1621,29 +2164,46 @@
         <w:rPr>
           <w:b/>
           <w:bCs/>
+          <w:lang w:val="es-ES"/>
         </w:rPr>
         <w:t xml:space="preserve">Falso.</w:t>
       </w:r>
       <w:r>
-        <w:t xml:space="preserve"> </w:t>
-      </w:r>
-      <w:r>
+        <w:rPr>
+          <w:lang w:val="es-ES"/>
+        </w:rPr>
+        <w:t xml:space="preserve"> </w:t>
+      </w:r>
+      <w:r>
+        <w:rPr>
+          <w:lang w:val="es-ES"/>
+        </w:rPr>
         <w:t xml:space="preserve">El checksum de la cabecera solo valida</w:t>
       </w:r>
       <w:r>
+        <w:rPr>
+          <w:lang w:val="es-ES"/>
+        </w:rPr>
         <w:t xml:space="preserve"> </w:t>
       </w:r>
       <w:r>
         <w:rPr>
           <w:b/>
           <w:bCs/>
+          <w:lang w:val="es-ES"/>
         </w:rPr>
         <w:t xml:space="preserve">la cabecera</w:t>
       </w:r>
       <w:r>
-        <w:t xml:space="preserve"> </w:t>
-      </w:r>
-      <w:r>
+        <w:rPr>
+          <w:lang w:val="es-ES"/>
+        </w:rPr>
+        <w:t xml:space="preserve"> </w:t>
+      </w:r>
+      <w:r>
+        <w:rPr>
+          <w:lang w:val="es-ES"/>
+        </w:rPr>
         <w:t xml:space="preserve">en cada salto. Los datos los protegen TCP/UDP; el enlace, el FCS de la trama.</w:t>
       </w:r>
     </w:p>
@@ -1659,37 +2219,63 @@
         <w:rPr>
           <w:b/>
           <w:bCs/>
+          <w:lang w:val="es-ES"/>
         </w:rPr>
         <w:t xml:space="preserve">Verdadero.</w:t>
       </w:r>
       <w:r>
-        <w:t xml:space="preserve"> </w:t>
-      </w:r>
-      <w:r>
+        <w:rPr>
+          <w:lang w:val="es-ES"/>
+        </w:rPr>
+        <w:t xml:space="preserve"> </w:t>
+      </w:r>
+      <w:r>
+        <w:rPr>
+          <w:lang w:val="es-ES"/>
+        </w:rPr>
         <w:t xml:space="preserve">Cada router resta 1 al TTL; a 0 se descarta y se suele notificar ICMP</w:t>
       </w:r>
       <w:r>
-        <w:t xml:space="preserve"> </w:t>
-      </w:r>
-      <w:r>
+        <w:rPr>
+          <w:lang w:val="es-ES"/>
+        </w:rPr>
+        <w:t xml:space="preserve"> </w:t>
+      </w:r>
+      <w:r>
+        <w:rPr>
+          <w:lang w:val="es-ES"/>
+        </w:rPr>
         <w:t xml:space="preserve">“Time Exceeded”</w:t>
       </w:r>
       <w:r>
-        <w:t xml:space="preserve"> </w:t>
-      </w:r>
-      <w:r>
+        <w:rPr>
+          <w:lang w:val="es-ES"/>
+        </w:rPr>
+        <w:t xml:space="preserve"> </w:t>
+      </w:r>
+      <w:r>
+        <w:rPr>
+          <w:lang w:val="es-ES"/>
+        </w:rPr>
         <w:t xml:space="preserve">(base del</w:t>
       </w:r>
       <w:r>
+        <w:rPr>
+          <w:lang w:val="es-ES"/>
+        </w:rPr>
         <w:t xml:space="preserve"> </w:t>
       </w:r>
       <w:r>
         <w:rPr>
           <w:rStyle w:val="VerbatimChar"/>
+          <w:lang w:val="es-ES"/>
         </w:rPr>
         <w:t xml:space="preserve">traceroute</w:t>
       </w:r>
       <w:r>
+        <w:rPr>
+          <w:lang w:val="es-ES"/>
+        </w:rPr>
         <w:t xml:space="preserve">).</w:t>
       </w:r>
     </w:p>
@@ -1700,6 +2286,9 @@
         <w:pStyle w:val="Heading2"/>
       </w:pPr>
       <w:r>
+        <w:rPr>
+          <w:lang w:val="es-ES"/>
+        </w:rPr>
         <w:t xml:space="preserve">10. ARP en la red local</w:t>
       </w:r>
     </w:p>
@@ -1715,38 +2304,59 @@
         <w:rPr>
           <w:b/>
           <w:bCs/>
+          <w:lang w:val="es-ES"/>
         </w:rPr>
         <w:t xml:space="preserve">ARP Request</w:t>
       </w:r>
       <w:r>
-        <w:t xml:space="preserve"> </w:t>
-      </w:r>
-      <w:r>
+        <w:rPr>
+          <w:lang w:val="es-ES"/>
+        </w:rPr>
+        <w:t xml:space="preserve"> </w:t>
+      </w:r>
+      <w:r>
+        <w:rPr>
+          <w:lang w:val="es-ES"/>
+        </w:rPr>
         <w:t xml:space="preserve">en broadcast: MAC destino</w:t>
       </w:r>
       <w:r>
+        <w:rPr>
+          <w:lang w:val="es-ES"/>
+        </w:rPr>
         <w:t xml:space="preserve"> </w:t>
       </w:r>
       <w:r>
         <w:rPr>
           <w:rStyle w:val="VerbatimChar"/>
+          <w:lang w:val="es-ES"/>
         </w:rPr>
         <w:t xml:space="preserve">FF:FF:FF:FF:FF:FF</w:t>
       </w:r>
       <w:r>
+        <w:rPr>
+          <w:lang w:val="es-ES"/>
+        </w:rPr>
         <w:t xml:space="preserve">. Pregunta:</w:t>
       </w:r>
       <w:r>
+        <w:rPr>
+          <w:lang w:val="es-ES"/>
+        </w:rPr>
         <w:t xml:space="preserve"> </w:t>
       </w:r>
       <w:r>
         <w:rPr>
           <w:i/>
           <w:iCs/>
+          <w:lang w:val="es-ES"/>
         </w:rPr>
         <w:t xml:space="preserve">“¿quién tiene 192.168.1.20?”</w:t>
       </w:r>
       <w:r>
+        <w:rPr>
+          <w:lang w:val="es-ES"/>
+        </w:rPr>
         <w:t xml:space="preserve">.</w:t>
       </w:r>
     </w:p>
@@ -1759,37 +2369,60 @@
         </w:numPr>
       </w:pPr>
       <w:r>
+        <w:rPr>
+          <w:lang w:val="es-ES"/>
+        </w:rPr>
         <w:t xml:space="preserve">El host dueño de</w:t>
       </w:r>
       <w:r>
+        <w:rPr>
+          <w:lang w:val="es-ES"/>
+        </w:rPr>
         <w:t xml:space="preserve"> </w:t>
       </w:r>
       <w:r>
         <w:rPr>
           <w:rStyle w:val="VerbatimChar"/>
+          <w:lang w:val="es-ES"/>
         </w:rPr>
         <w:t xml:space="preserve">192.168.1.20</w:t>
       </w:r>
       <w:r>
-        <w:t xml:space="preserve"> </w:t>
-      </w:r>
-      <w:r>
+        <w:rPr>
+          <w:lang w:val="es-ES"/>
+        </w:rPr>
+        <w:t xml:space="preserve"> </w:t>
+      </w:r>
+      <w:r>
+        <w:rPr>
+          <w:lang w:val="es-ES"/>
+        </w:rPr>
         <w:t xml:space="preserve">responde con un</w:t>
       </w:r>
       <w:r>
+        <w:rPr>
+          <w:lang w:val="es-ES"/>
+        </w:rPr>
         <w:t xml:space="preserve"> </w:t>
       </w:r>
       <w:r>
         <w:rPr>
           <w:b/>
           <w:bCs/>
+          <w:lang w:val="es-ES"/>
         </w:rPr>
         <w:t xml:space="preserve">ARP Reply en unicast</w:t>
       </w:r>
       <w:r>
-        <w:t xml:space="preserve"> </w:t>
-      </w:r>
-      <w:r>
+        <w:rPr>
+          <w:lang w:val="es-ES"/>
+        </w:rPr>
+        <w:t xml:space="preserve"> </w:t>
+      </w:r>
+      <w:r>
+        <w:rPr>
+          <w:lang w:val="es-ES"/>
+        </w:rPr>
         <w:t xml:space="preserve">incluyendo su MAC.</w:t>
       </w:r>
     </w:p>
@@ -1802,62 +2435,99 @@
         </w:numPr>
       </w:pPr>
       <w:r>
+        <w:rPr>
+          <w:lang w:val="es-ES"/>
+        </w:rPr>
         <w:t xml:space="preserve">Guarda el par</w:t>
       </w:r>
       <w:r>
+        <w:rPr>
+          <w:lang w:val="es-ES"/>
+        </w:rPr>
         <w:t xml:space="preserve"> </w:t>
       </w:r>
       <w:r>
         <w:rPr>
           <w:b/>
           <w:bCs/>
+          <w:lang w:val="es-ES"/>
         </w:rPr>
         <w:t xml:space="preserve">IP → MAC</w:t>
       </w:r>
       <w:r>
-        <w:t xml:space="preserve"> </w:t>
-      </w:r>
-      <w:r>
+        <w:rPr>
+          <w:lang w:val="es-ES"/>
+        </w:rPr>
+        <w:t xml:space="preserve"> </w:t>
+      </w:r>
+      <w:r>
+        <w:rPr>
+          <w:lang w:val="es-ES"/>
+        </w:rPr>
         <w:t xml:space="preserve">en la</w:t>
       </w:r>
       <w:r>
+        <w:rPr>
+          <w:lang w:val="es-ES"/>
+        </w:rPr>
         <w:t xml:space="preserve"> </w:t>
       </w:r>
       <w:r>
         <w:rPr>
           <w:b/>
           <w:bCs/>
+          <w:lang w:val="es-ES"/>
         </w:rPr>
         <w:t xml:space="preserve">tabla ARP</w:t>
       </w:r>
       <w:r>
+        <w:rPr>
+          <w:lang w:val="es-ES"/>
+        </w:rPr>
         <w:t xml:space="preserve">. En Windows:</w:t>
       </w:r>
       <w:r>
+        <w:rPr>
+          <w:lang w:val="es-ES"/>
+        </w:rPr>
         <w:t xml:space="preserve"> </w:t>
       </w:r>
       <w:r>
         <w:rPr>
           <w:rStyle w:val="VerbatimChar"/>
+          <w:lang w:val="es-ES"/>
         </w:rPr>
         <w:t xml:space="preserve">arp -a</w:t>
       </w:r>
       <w:r>
-        <w:t xml:space="preserve"> </w:t>
-      </w:r>
-      <w:r>
+        <w:rPr>
+          <w:lang w:val="es-ES"/>
+        </w:rPr>
+        <w:t xml:space="preserve"> </w:t>
+      </w:r>
+      <w:r>
+        <w:rPr>
+          <w:lang w:val="es-ES"/>
+        </w:rPr>
         <w:t xml:space="preserve">(en Linux,</w:t>
       </w:r>
       <w:r>
+        <w:rPr>
+          <w:lang w:val="es-ES"/>
+        </w:rPr>
         <w:t xml:space="preserve"> </w:t>
       </w:r>
       <w:r>
         <w:rPr>
           <w:rStyle w:val="VerbatimChar"/>
+          <w:lang w:val="es-ES"/>
         </w:rPr>
         <w:t xml:space="preserve">ip neigh</w:t>
       </w:r>
       <w:r>
+        <w:rPr>
+          <w:lang w:val="es-ES"/>
+        </w:rPr>
         <w:t xml:space="preserve">).</w:t>
       </w:r>
     </w:p>
@@ -1873,13 +2543,20 @@
         <w:rPr>
           <w:b/>
           <w:bCs/>
+          <w:lang w:val="es-ES"/>
         </w:rPr>
         <w:t xml:space="preserve">IP → MAC</w:t>
       </w:r>
       <w:r>
-        <w:t xml:space="preserve"> </w:t>
-      </w:r>
-      <w:r>
+        <w:rPr>
+          <w:lang w:val="es-ES"/>
+        </w:rPr>
+        <w:t xml:space="preserve"> </w:t>
+      </w:r>
+      <w:r>
+        <w:rPr>
+          <w:lang w:val="es-ES"/>
+        </w:rPr>
         <w:t xml:space="preserve">(dirección lógica a dirección de enlace). La inversa no hace falta: la MAC solo se usa en el medio local.</w:t>
       </w:r>
     </w:p>
@@ -1890,6 +2567,9 @@
         <w:pStyle w:val="Heading2"/>
       </w:pPr>
       <w:r>
+        <w:rPr>
+          <w:lang w:val="es-ES"/>
+        </w:rPr>
         <w:t xml:space="preserve">11. MTU y fragmentación</w:t>
       </w:r>
     </w:p>
@@ -1902,22 +2582,35 @@
         </w:numPr>
       </w:pPr>
       <w:r>
+        <w:rPr>
+          <w:lang w:val="es-ES"/>
+        </w:rPr>
         <w:t xml:space="preserve">Payload útil por fragmento = 1500 − 20 =</w:t>
       </w:r>
       <w:r>
+        <w:rPr>
+          <w:lang w:val="es-ES"/>
+        </w:rPr>
         <w:t xml:space="preserve"> </w:t>
       </w:r>
       <w:r>
         <w:rPr>
           <w:b/>
           <w:bCs/>
+          <w:lang w:val="es-ES"/>
         </w:rPr>
         <w:t xml:space="preserve">1480 bytes</w:t>
       </w:r>
       <w:r>
-        <w:t xml:space="preserve"> </w:t>
-      </w:r>
-      <w:r>
+        <w:rPr>
+          <w:lang w:val="es-ES"/>
+        </w:rPr>
+        <w:t xml:space="preserve"> </w:t>
+      </w:r>
+      <w:r>
+        <w:rPr>
+          <w:lang w:val="es-ES"/>
+        </w:rPr>
         <w:t xml:space="preserve">(1480 es múltiplo de 8, como exige el offset).</w:t>
       </w:r>
     </w:p>
@@ -1930,6 +2623,9 @@
         </w:numPr>
       </w:pPr>
       <w:r>
+        <w:rPr>
+          <w:lang w:val="es-ES"/>
+        </w:rPr>
         <w:t xml:space="preserve">Datos totales = 4000.</w:t>
       </w:r>
     </w:p>
@@ -1942,60 +2638,96 @@
         </w:numPr>
       </w:pPr>
       <w:r>
+        <w:rPr>
+          <w:lang w:val="es-ES"/>
+        </w:rPr>
         <w:t xml:space="preserve">Frag 1: 1480 · Frag 2: 1480 · Frag 3:</w:t>
       </w:r>
       <w:r>
+        <w:rPr>
+          <w:lang w:val="es-ES"/>
+        </w:rPr>
         <w:t xml:space="preserve"> </w:t>
       </w:r>
       <w:r>
         <w:rPr>
           <w:b/>
           <w:bCs/>
+          <w:lang w:val="es-ES"/>
         </w:rPr>
         <w:t xml:space="preserve">1040</w:t>
       </w:r>
       <w:r>
-        <w:t xml:space="preserve"> </w:t>
-      </w:r>
-      <w:r>
+        <w:rPr>
+          <w:lang w:val="es-ES"/>
+        </w:rPr>
+        <w:t xml:space="preserve"> </w:t>
+      </w:r>
+      <w:r>
+        <w:rPr>
+          <w:lang w:val="es-ES"/>
+        </w:rPr>
         <w:t xml:space="preserve">(4000 − 2960).</w:t>
       </w:r>
       <w:r>
         <w:br/>
       </w:r>
       <w:r>
+        <w:rPr>
+          <w:lang w:val="es-ES"/>
+        </w:rPr>
         <w:t xml:space="preserve">→</w:t>
       </w:r>
       <w:r>
+        <w:rPr>
+          <w:lang w:val="es-ES"/>
+        </w:rPr>
         <w:t xml:space="preserve"> </w:t>
       </w:r>
       <w:r>
         <w:rPr>
           <w:b/>
           <w:bCs/>
+          <w:lang w:val="es-ES"/>
         </w:rPr>
         <w:t xml:space="preserve">3 fragmentos.</w:t>
       </w:r>
       <w:r>
-        <w:t xml:space="preserve"> </w:t>
-      </w:r>
-      <w:r>
+        <w:rPr>
+          <w:lang w:val="es-ES"/>
+        </w:rPr>
+        <w:t xml:space="preserve"> </w:t>
+      </w:r>
+      <w:r>
+        <w:rPr>
+          <w:lang w:val="es-ES"/>
+        </w:rPr>
         <w:t xml:space="preserve">El último mide 1040 + 20 =</w:t>
       </w:r>
       <w:r>
+        <w:rPr>
+          <w:lang w:val="es-ES"/>
+        </w:rPr>
         <w:t xml:space="preserve"> </w:t>
       </w:r>
       <w:r>
         <w:rPr>
           <w:b/>
           <w:bCs/>
+          <w:lang w:val="es-ES"/>
         </w:rPr>
         <w:t xml:space="preserve">1060 bytes</w:t>
       </w:r>
       <w:r>
-        <w:t xml:space="preserve"> </w:t>
-      </w:r>
-      <w:r>
+        <w:rPr>
+          <w:lang w:val="es-ES"/>
+        </w:rPr>
+        <w:t xml:space="preserve"> </w:t>
+      </w:r>
+      <w:r>
+        <w:rPr>
+          <w:lang w:val="es-ES"/>
+        </w:rPr>
         <w:t xml:space="preserve">en total.</w:t>
       </w:r>
     </w:p>
@@ -2011,52 +2743,80 @@
         <w:rPr>
           <w:b/>
           <w:bCs/>
+          <w:lang w:val="es-ES"/>
         </w:rPr>
         <w:t xml:space="preserve">Flag MF</w:t>
       </w:r>
       <w:r>
-        <w:t xml:space="preserve"> </w:t>
-      </w:r>
-      <w:r>
+        <w:rPr>
+          <w:lang w:val="es-ES"/>
+        </w:rPr>
+        <w:t xml:space="preserve"> </w:t>
+      </w:r>
+      <w:r>
+        <w:rPr>
+          <w:lang w:val="es-ES"/>
+        </w:rPr>
         <w:t xml:space="preserve">(</w:t>
       </w:r>
       <w:r>
         <w:rPr>
           <w:i/>
           <w:iCs/>
+          <w:lang w:val="es-ES"/>
         </w:rPr>
         <w:t xml:space="preserve">More Fragments</w:t>
       </w:r>
       <w:r>
+        <w:rPr>
+          <w:lang w:val="es-ES"/>
+        </w:rPr>
         <w:t xml:space="preserve">) =</w:t>
       </w:r>
       <w:r>
+        <w:rPr>
+          <w:lang w:val="es-ES"/>
+        </w:rPr>
         <w:t xml:space="preserve"> </w:t>
       </w:r>
       <w:r>
         <w:rPr>
           <w:b/>
           <w:bCs/>
+          <w:lang w:val="es-ES"/>
         </w:rPr>
         <w:t xml:space="preserve">1</w:t>
       </w:r>
       <w:r>
-        <w:t xml:space="preserve"> </w:t>
-      </w:r>
-      <w:r>
+        <w:rPr>
+          <w:lang w:val="es-ES"/>
+        </w:rPr>
+        <w:t xml:space="preserve"> </w:t>
+      </w:r>
+      <w:r>
+        <w:rPr>
+          <w:lang w:val="es-ES"/>
+        </w:rPr>
         <w:t xml:space="preserve">en los que no son el último; el último lleva</w:t>
       </w:r>
       <w:r>
+        <w:rPr>
+          <w:lang w:val="es-ES"/>
+        </w:rPr>
         <w:t xml:space="preserve"> </w:t>
       </w:r>
       <w:r>
         <w:rPr>
           <w:b/>
           <w:bCs/>
+          <w:lang w:val="es-ES"/>
         </w:rPr>
         <w:t xml:space="preserve">MF = 0</w:t>
       </w:r>
       <w:r>
+        <w:rPr>
+          <w:lang w:val="es-ES"/>
+        </w:rPr>
         <w:t xml:space="preserve">.</w:t>
       </w:r>
     </w:p>
@@ -2072,13 +2832,20 @@
         <w:rPr>
           <w:b/>
           <w:bCs/>
+          <w:lang w:val="es-ES"/>
         </w:rPr>
         <w:t xml:space="preserve">El host destino.</w:t>
       </w:r>
       <w:r>
-        <w:t xml:space="preserve"> </w:t>
-      </w:r>
-      <w:r>
+        <w:rPr>
+          <w:lang w:val="es-ES"/>
+        </w:rPr>
+        <w:t xml:space="preserve"> </w:t>
+      </w:r>
+      <w:r>
+        <w:rPr>
+          <w:lang w:val="es-ES"/>
+        </w:rPr>
         <w:t xml:space="preserve">Los routers solo fragmentan si hace falta; no reensamblan.</w:t>
       </w:r>
     </w:p>

--- a/docx/03-direccionamiento-ip/boletin-U03-inicial-resuelto.docx
+++ b/docx/03-direccionamiento-ip/boletin-U03-inicial-resuelto.docx
@@ -15,9 +15,6 @@
             <w:pStyle w:val="TOCHeading"/>
           </w:pPr>
           <w:r>
-            <w:rPr>
-              <w:lang w:val="es-ES"/>
-            </w:rPr>
             <w:t xml:space="preserve">Table of Contents</w:t>
           </w:r>
         </w:p>
@@ -37,9 +34,6 @@
         <w:pStyle w:val="Heading1"/>
       </w:pPr>
       <w:r>
-        <w:rPr>
-          <w:lang w:val="es-ES"/>
-        </w:rPr>
         <w:t xml:space="preserve">Boletín UD3 — Inicial (Resuelto)</w:t>
       </w:r>
     </w:p>
@@ -50,9 +44,6 @@
         <w:pStyle w:val="Heading1"/>
       </w:pPr>
       <w:r>
-        <w:rPr>
-          <w:lang w:val="es-ES"/>
-        </w:rPr>
         <w:t xml:space="preserve">✅ Boletín UD3 — Inicial (Resuelto)</w:t>
       </w:r>
     </w:p>
@@ -69,9 +60,6 @@
         <w:pStyle w:val="Heading2"/>
       </w:pPr>
       <w:r>
-        <w:rPr>
-          <w:lang w:val="es-ES"/>
-        </w:rPr>
         <w:t xml:space="preserve">1. Conversión binario</w:t>
       </w:r>
     </w:p>
@@ -84,22 +72,15 @@
         </w:numPr>
       </w:pPr>
       <w:r>
-        <w:rPr>
-          <w:lang w:val="es-ES"/>
-        </w:rPr>
         <w:t xml:space="preserve">192 →</w:t>
       </w:r>
       <w:r>
-        <w:rPr>
-          <w:lang w:val="es-ES"/>
-        </w:rPr>
-        <w:t xml:space="preserve"> </w:t>
-      </w:r>
-      <w:r>
-        <w:rPr>
-          <w:b/>
-          <w:bCs/>
-          <w:lang w:val="es-ES"/>
+        <w:t xml:space="preserve"> </w:t>
+      </w:r>
+      <w:r>
+        <w:rPr>
+          <w:b/>
+          <w:bCs/>
         </w:rPr>
         <w:t xml:space="preserve">11000000</w:t>
       </w:r>
@@ -113,22 +94,15 @@
         </w:numPr>
       </w:pPr>
       <w:r>
-        <w:rPr>
-          <w:lang w:val="es-ES"/>
-        </w:rPr>
         <w:t xml:space="preserve">10 →</w:t>
       </w:r>
       <w:r>
-        <w:rPr>
-          <w:lang w:val="es-ES"/>
-        </w:rPr>
-        <w:t xml:space="preserve"> </w:t>
-      </w:r>
-      <w:r>
-        <w:rPr>
-          <w:b/>
-          <w:bCs/>
-          <w:lang w:val="es-ES"/>
+        <w:t xml:space="preserve"> </w:t>
+      </w:r>
+      <w:r>
+        <w:rPr>
+          <w:b/>
+          <w:bCs/>
         </w:rPr>
         <w:t xml:space="preserve">00001010</w:t>
       </w:r>
@@ -142,22 +116,15 @@
         </w:numPr>
       </w:pPr>
       <w:r>
-        <w:rPr>
-          <w:lang w:val="es-ES"/>
-        </w:rPr>
         <w:t xml:space="preserve">255 →</w:t>
       </w:r>
       <w:r>
-        <w:rPr>
-          <w:lang w:val="es-ES"/>
-        </w:rPr>
-        <w:t xml:space="preserve"> </w:t>
-      </w:r>
-      <w:r>
-        <w:rPr>
-          <w:b/>
-          <w:bCs/>
-          <w:lang w:val="es-ES"/>
+        <w:t xml:space="preserve"> </w:t>
+      </w:r>
+      <w:r>
+        <w:rPr>
+          <w:b/>
+          <w:bCs/>
         </w:rPr>
         <w:t xml:space="preserve">11111111</w:t>
       </w:r>
@@ -171,22 +138,15 @@
         </w:numPr>
       </w:pPr>
       <w:r>
-        <w:rPr>
-          <w:lang w:val="es-ES"/>
-        </w:rPr>
         <w:t xml:space="preserve">0 →</w:t>
       </w:r>
       <w:r>
-        <w:rPr>
-          <w:lang w:val="es-ES"/>
-        </w:rPr>
-        <w:t xml:space="preserve"> </w:t>
-      </w:r>
-      <w:r>
-        <w:rPr>
-          <w:b/>
-          <w:bCs/>
-          <w:lang w:val="es-ES"/>
+        <w:t xml:space="preserve"> </w:t>
+      </w:r>
+      <w:r>
+        <w:rPr>
+          <w:b/>
+          <w:bCs/>
         </w:rPr>
         <w:t xml:space="preserve">00000000</w:t>
       </w:r>
@@ -198,9 +158,6 @@
         <w:pStyle w:val="Heading2"/>
       </w:pPr>
       <w:r>
-        <w:rPr>
-          <w:lang w:val="es-ES"/>
-        </w:rPr>
         <w:t xml:space="preserve">2. Conversión a decimal</w:t>
       </w:r>
     </w:p>
@@ -213,22 +170,15 @@
         </w:numPr>
       </w:pPr>
       <w:r>
-        <w:rPr>
-          <w:lang w:val="es-ES"/>
-        </w:rPr>
         <w:t xml:space="preserve">11000000 →</w:t>
       </w:r>
       <w:r>
-        <w:rPr>
-          <w:lang w:val="es-ES"/>
-        </w:rPr>
-        <w:t xml:space="preserve"> </w:t>
-      </w:r>
-      <w:r>
-        <w:rPr>
-          <w:b/>
-          <w:bCs/>
-          <w:lang w:val="es-ES"/>
+        <w:t xml:space="preserve"> </w:t>
+      </w:r>
+      <w:r>
+        <w:rPr>
+          <w:b/>
+          <w:bCs/>
         </w:rPr>
         <w:t xml:space="preserve">192</w:t>
       </w:r>
@@ -242,22 +192,15 @@
         </w:numPr>
       </w:pPr>
       <w:r>
-        <w:rPr>
-          <w:lang w:val="es-ES"/>
-        </w:rPr>
         <w:t xml:space="preserve">10101000 →</w:t>
       </w:r>
       <w:r>
-        <w:rPr>
-          <w:lang w:val="es-ES"/>
-        </w:rPr>
-        <w:t xml:space="preserve"> </w:t>
-      </w:r>
-      <w:r>
-        <w:rPr>
-          <w:b/>
-          <w:bCs/>
-          <w:lang w:val="es-ES"/>
+        <w:t xml:space="preserve"> </w:t>
+      </w:r>
+      <w:r>
+        <w:rPr>
+          <w:b/>
+          <w:bCs/>
         </w:rPr>
         <w:t xml:space="preserve">168</w:t>
       </w:r>
@@ -271,22 +214,15 @@
         </w:numPr>
       </w:pPr>
       <w:r>
-        <w:rPr>
-          <w:lang w:val="es-ES"/>
-        </w:rPr>
         <w:t xml:space="preserve">00001010 →</w:t>
       </w:r>
       <w:r>
-        <w:rPr>
-          <w:lang w:val="es-ES"/>
-        </w:rPr>
-        <w:t xml:space="preserve"> </w:t>
-      </w:r>
-      <w:r>
-        <w:rPr>
-          <w:b/>
-          <w:bCs/>
-          <w:lang w:val="es-ES"/>
+        <w:t xml:space="preserve"> </w:t>
+      </w:r>
+      <w:r>
+        <w:rPr>
+          <w:b/>
+          <w:bCs/>
         </w:rPr>
         <w:t xml:space="preserve">10</w:t>
       </w:r>
@@ -300,22 +236,15 @@
         </w:numPr>
       </w:pPr>
       <w:r>
-        <w:rPr>
-          <w:lang w:val="es-ES"/>
-        </w:rPr>
         <w:t xml:space="preserve">11111111 →</w:t>
       </w:r>
       <w:r>
-        <w:rPr>
-          <w:lang w:val="es-ES"/>
-        </w:rPr>
-        <w:t xml:space="preserve"> </w:t>
-      </w:r>
-      <w:r>
-        <w:rPr>
-          <w:b/>
-          <w:bCs/>
-          <w:lang w:val="es-ES"/>
+        <w:t xml:space="preserve"> </w:t>
+      </w:r>
+      <w:r>
+        <w:rPr>
+          <w:b/>
+          <w:bCs/>
         </w:rPr>
         <w:t xml:space="preserve">255</w:t>
       </w:r>
@@ -327,9 +256,6 @@
         <w:pStyle w:val="Heading2"/>
       </w:pPr>
       <w:r>
-        <w:rPr>
-          <w:lang w:val="es-ES"/>
-        </w:rPr>
         <w:t xml:space="preserve">3. ¿Qué máscara es?</w:t>
       </w:r>
     </w:p>
@@ -338,36 +264,24 @@
         <w:pStyle w:val="FirstParagraph"/>
       </w:pPr>
       <w:r>
-        <w:rPr>
-          <w:lang w:val="es-ES"/>
-        </w:rPr>
         <w:t xml:space="preserve">/24 → b) 255.255.255.0</w:t>
       </w:r>
       <w:r>
         <w:br/>
       </w:r>
       <w:r>
-        <w:rPr>
-          <w:lang w:val="es-ES"/>
-        </w:rPr>
         <w:t xml:space="preserve">/16 → c) 255.255.0.0</w:t>
       </w:r>
       <w:r>
         <w:br/>
       </w:r>
       <w:r>
-        <w:rPr>
-          <w:lang w:val="es-ES"/>
-        </w:rPr>
         <w:t xml:space="preserve">/30 → a) 255.255.255.252</w:t>
       </w:r>
       <w:r>
         <w:br/>
       </w:r>
       <w:r>
-        <w:rPr>
-          <w:lang w:val="es-ES"/>
-        </w:rPr>
         <w:t xml:space="preserve">/8 → d) 255.0.0.0</w:t>
       </w:r>
     </w:p>
@@ -378,9 +292,6 @@
         <w:pStyle w:val="Heading2"/>
       </w:pPr>
       <w:r>
-        <w:rPr>
-          <w:lang w:val="es-ES"/>
-        </w:rPr>
         <w:t xml:space="preserve">4. Verdadero o falso</w:t>
       </w:r>
     </w:p>
@@ -396,20 +307,13 @@
         <w:rPr>
           <w:b/>
           <w:bCs/>
-          <w:lang w:val="es-ES"/>
         </w:rPr>
         <w:t xml:space="preserve">Falso.</w:t>
       </w:r>
       <w:r>
-        <w:rPr>
-          <w:lang w:val="es-ES"/>
-        </w:rPr>
-        <w:t xml:space="preserve"> </w:t>
-      </w:r>
-      <w:r>
-        <w:rPr>
-          <w:lang w:val="es-ES"/>
-        </w:rPr>
+        <w:t xml:space="preserve"> </w:t>
+      </w:r>
+      <w:r>
         <w:t xml:space="preserve">IPv4 tiene 32 bits (4 octetos).</w:t>
       </w:r>
     </w:p>
@@ -425,20 +329,13 @@
         <w:rPr>
           <w:b/>
           <w:bCs/>
-          <w:lang w:val="es-ES"/>
         </w:rPr>
         <w:t xml:space="preserve">Falso.</w:t>
       </w:r>
       <w:r>
-        <w:rPr>
-          <w:lang w:val="es-ES"/>
-        </w:rPr>
-        <w:t xml:space="preserve"> </w:t>
-      </w:r>
-      <w:r>
-        <w:rPr>
-          <w:lang w:val="es-ES"/>
-        </w:rPr>
+        <w:t xml:space="preserve"> </w:t>
+      </w:r>
+      <w:r>
         <w:t xml:space="preserve">Cada octeto va de 0 a 255. 256 no existe en un octeto de 8 bits.</w:t>
       </w:r>
     </w:p>
@@ -454,20 +351,13 @@
         <w:rPr>
           <w:b/>
           <w:bCs/>
-          <w:lang w:val="es-ES"/>
         </w:rPr>
         <w:t xml:space="preserve">Verdadero.</w:t>
       </w:r>
       <w:r>
-        <w:rPr>
-          <w:lang w:val="es-ES"/>
-        </w:rPr>
-        <w:t xml:space="preserve"> </w:t>
-      </w:r>
-      <w:r>
-        <w:rPr>
-          <w:lang w:val="es-ES"/>
-        </w:rPr>
+        <w:t xml:space="preserve"> </w:t>
+      </w:r>
+      <w:r>
         <w:t xml:space="preserve">La última dirección del rango es el broadcast.</w:t>
       </w:r>
     </w:p>
@@ -483,20 +373,13 @@
         <w:rPr>
           <w:b/>
           <w:bCs/>
-          <w:lang w:val="es-ES"/>
         </w:rPr>
         <w:t xml:space="preserve">Verdadero.</w:t>
       </w:r>
       <w:r>
-        <w:rPr>
-          <w:lang w:val="es-ES"/>
-        </w:rPr>
-        <w:t xml:space="preserve"> </w:t>
-      </w:r>
-      <w:r>
-        <w:rPr>
-          <w:lang w:val="es-ES"/>
-        </w:rPr>
+        <w:t xml:space="preserve"> </w:t>
+      </w:r>
+      <w:r>
         <w:t xml:space="preserve">Dynamic Host Configuration Protocol.</w:t>
       </w:r>
     </w:p>
@@ -512,20 +395,13 @@
         <w:rPr>
           <w:b/>
           <w:bCs/>
-          <w:lang w:val="es-ES"/>
         </w:rPr>
         <w:t xml:space="preserve">Falso.</w:t>
       </w:r>
       <w:r>
-        <w:rPr>
-          <w:lang w:val="es-ES"/>
-        </w:rPr>
-        <w:t xml:space="preserve"> </w:t>
-      </w:r>
-      <w:r>
-        <w:rPr>
-          <w:lang w:val="es-ES"/>
-        </w:rPr>
+        <w:t xml:space="preserve"> </w:t>
+      </w:r>
+      <w:r>
         <w:t xml:space="preserve">Las IPs privadas (RFC 1918) no son enrutables en Internet. Necesitan NAT.</w:t>
       </w:r>
     </w:p>
@@ -536,9 +412,6 @@
         <w:pStyle w:val="Heading2"/>
       </w:pPr>
       <w:r>
-        <w:rPr>
-          <w:lang w:val="es-ES"/>
-        </w:rPr>
         <w:t xml:space="preserve">5. Calcula hosts</w:t>
       </w:r>
     </w:p>
@@ -551,22 +424,15 @@
         </w:numPr>
       </w:pPr>
       <w:r>
-        <w:rPr>
-          <w:lang w:val="es-ES"/>
-        </w:rPr>
         <w:t xml:space="preserve">/24 → 256 - 2 =</w:t>
       </w:r>
       <w:r>
-        <w:rPr>
-          <w:lang w:val="es-ES"/>
-        </w:rPr>
-        <w:t xml:space="preserve"> </w:t>
-      </w:r>
-      <w:r>
-        <w:rPr>
-          <w:b/>
-          <w:bCs/>
-          <w:lang w:val="es-ES"/>
+        <w:t xml:space="preserve"> </w:t>
+      </w:r>
+      <w:r>
+        <w:rPr>
+          <w:b/>
+          <w:bCs/>
         </w:rPr>
         <w:t xml:space="preserve">254 hosts</w:t>
       </w:r>
@@ -580,22 +446,15 @@
         </w:numPr>
       </w:pPr>
       <w:r>
-        <w:rPr>
-          <w:lang w:val="es-ES"/>
-        </w:rPr>
         <w:t xml:space="preserve">/27 → 32 - 2 =</w:t>
       </w:r>
       <w:r>
-        <w:rPr>
-          <w:lang w:val="es-ES"/>
-        </w:rPr>
-        <w:t xml:space="preserve"> </w:t>
-      </w:r>
-      <w:r>
-        <w:rPr>
-          <w:b/>
-          <w:bCs/>
-          <w:lang w:val="es-ES"/>
+        <w:t xml:space="preserve"> </w:t>
+      </w:r>
+      <w:r>
+        <w:rPr>
+          <w:b/>
+          <w:bCs/>
         </w:rPr>
         <w:t xml:space="preserve">30 hosts</w:t>
       </w:r>
@@ -609,22 +468,15 @@
         </w:numPr>
       </w:pPr>
       <w:r>
-        <w:rPr>
-          <w:lang w:val="es-ES"/>
-        </w:rPr>
         <w:t xml:space="preserve">/30 → 4 - 2 =</w:t>
       </w:r>
       <w:r>
-        <w:rPr>
-          <w:lang w:val="es-ES"/>
-        </w:rPr>
-        <w:t xml:space="preserve"> </w:t>
-      </w:r>
-      <w:r>
-        <w:rPr>
-          <w:b/>
-          <w:bCs/>
-          <w:lang w:val="es-ES"/>
+        <w:t xml:space="preserve"> </w:t>
+      </w:r>
+      <w:r>
+        <w:rPr>
+          <w:b/>
+          <w:bCs/>
         </w:rPr>
         <w:t xml:space="preserve">2 hosts</w:t>
       </w:r>
@@ -638,22 +490,15 @@
         </w:numPr>
       </w:pPr>
       <w:r>
-        <w:rPr>
-          <w:lang w:val="es-ES"/>
-        </w:rPr>
         <w:t xml:space="preserve">/29 → 8 - 2 =</w:t>
       </w:r>
       <w:r>
-        <w:rPr>
-          <w:lang w:val="es-ES"/>
-        </w:rPr>
-        <w:t xml:space="preserve"> </w:t>
-      </w:r>
-      <w:r>
-        <w:rPr>
-          <w:b/>
-          <w:bCs/>
-          <w:lang w:val="es-ES"/>
+        <w:t xml:space="preserve"> </w:t>
+      </w:r>
+      <w:r>
+        <w:rPr>
+          <w:b/>
+          <w:bCs/>
         </w:rPr>
         <w:t xml:space="preserve">6 hosts</w:t>
       </w:r>
@@ -665,9 +510,6 @@
         <w:pStyle w:val="Heading2"/>
       </w:pPr>
       <w:r>
-        <w:rPr>
-          <w:lang w:val="es-ES"/>
-        </w:rPr>
         <w:t xml:space="preserve">6. Identifica el tipo</w:t>
       </w:r>
     </w:p>
@@ -680,35 +522,22 @@
         </w:numPr>
       </w:pPr>
       <w:r>
-        <w:rPr>
-          <w:lang w:val="es-ES"/>
-        </w:rPr>
         <w:t xml:space="preserve">10.0.0.15 →</w:t>
       </w:r>
       <w:r>
-        <w:rPr>
-          <w:lang w:val="es-ES"/>
-        </w:rPr>
-        <w:t xml:space="preserve"> </w:t>
-      </w:r>
-      <w:r>
-        <w:rPr>
-          <w:b/>
-          <w:bCs/>
-          <w:lang w:val="es-ES"/>
+        <w:t xml:space="preserve"> </w:t>
+      </w:r>
+      <w:r>
+        <w:rPr>
+          <w:b/>
+          <w:bCs/>
         </w:rPr>
         <w:t xml:space="preserve">Privada</w:t>
       </w:r>
       <w:r>
-        <w:rPr>
-          <w:lang w:val="es-ES"/>
-        </w:rPr>
-        <w:t xml:space="preserve"> </w:t>
-      </w:r>
-      <w:r>
-        <w:rPr>
-          <w:lang w:val="es-ES"/>
-        </w:rPr>
+        <w:t xml:space="preserve"> </w:t>
+      </w:r>
+      <w:r>
         <w:t xml:space="preserve">(clase A, RFC 1918)</w:t>
       </w:r>
     </w:p>
@@ -721,35 +550,22 @@
         </w:numPr>
       </w:pPr>
       <w:r>
-        <w:rPr>
-          <w:lang w:val="es-ES"/>
-        </w:rPr>
         <w:t xml:space="preserve">8.8.8.8 →</w:t>
       </w:r>
       <w:r>
-        <w:rPr>
-          <w:lang w:val="es-ES"/>
-        </w:rPr>
-        <w:t xml:space="preserve"> </w:t>
-      </w:r>
-      <w:r>
-        <w:rPr>
-          <w:b/>
-          <w:bCs/>
-          <w:lang w:val="es-ES"/>
+        <w:t xml:space="preserve"> </w:t>
+      </w:r>
+      <w:r>
+        <w:rPr>
+          <w:b/>
+          <w:bCs/>
         </w:rPr>
         <w:t xml:space="preserve">Pública</w:t>
       </w:r>
       <w:r>
-        <w:rPr>
-          <w:lang w:val="es-ES"/>
-        </w:rPr>
-        <w:t xml:space="preserve"> </w:t>
-      </w:r>
-      <w:r>
-        <w:rPr>
-          <w:lang w:val="es-ES"/>
-        </w:rPr>
+        <w:t xml:space="preserve"> </w:t>
+      </w:r>
+      <w:r>
         <w:t xml:space="preserve">(DNS de Google)</w:t>
       </w:r>
     </w:p>
@@ -762,35 +578,22 @@
         </w:numPr>
       </w:pPr>
       <w:r>
-        <w:rPr>
-          <w:lang w:val="es-ES"/>
-        </w:rPr>
         <w:t xml:space="preserve">192.168.1.1 →</w:t>
       </w:r>
       <w:r>
-        <w:rPr>
-          <w:lang w:val="es-ES"/>
-        </w:rPr>
-        <w:t xml:space="preserve"> </w:t>
-      </w:r>
-      <w:r>
-        <w:rPr>
-          <w:b/>
-          <w:bCs/>
-          <w:lang w:val="es-ES"/>
+        <w:t xml:space="preserve"> </w:t>
+      </w:r>
+      <w:r>
+        <w:rPr>
+          <w:b/>
+          <w:bCs/>
         </w:rPr>
         <w:t xml:space="preserve">Privada</w:t>
       </w:r>
       <w:r>
-        <w:rPr>
-          <w:lang w:val="es-ES"/>
-        </w:rPr>
-        <w:t xml:space="preserve"> </w:t>
-      </w:r>
-      <w:r>
-        <w:rPr>
-          <w:lang w:val="es-ES"/>
-        </w:rPr>
+        <w:t xml:space="preserve"> </w:t>
+      </w:r>
+      <w:r>
         <w:t xml:space="preserve">(clase C, RFC 1918)</w:t>
       </w:r>
     </w:p>
@@ -803,35 +606,22 @@
         </w:numPr>
       </w:pPr>
       <w:r>
-        <w:rPr>
-          <w:lang w:val="es-ES"/>
-        </w:rPr>
         <w:t xml:space="preserve">127.0.0.1 →</w:t>
       </w:r>
       <w:r>
-        <w:rPr>
-          <w:lang w:val="es-ES"/>
-        </w:rPr>
-        <w:t xml:space="preserve"> </w:t>
-      </w:r>
-      <w:r>
-        <w:rPr>
-          <w:b/>
-          <w:bCs/>
-          <w:lang w:val="es-ES"/>
+        <w:t xml:space="preserve"> </w:t>
+      </w:r>
+      <w:r>
+        <w:rPr>
+          <w:b/>
+          <w:bCs/>
         </w:rPr>
         <w:t xml:space="preserve">Especial</w:t>
       </w:r>
       <w:r>
-        <w:rPr>
-          <w:lang w:val="es-ES"/>
-        </w:rPr>
-        <w:t xml:space="preserve"> </w:t>
-      </w:r>
-      <w:r>
-        <w:rPr>
-          <w:lang w:val="es-ES"/>
-        </w:rPr>
+        <w:t xml:space="preserve"> </w:t>
+      </w:r>
+      <w:r>
         <w:t xml:space="preserve">(loopback/localhost)</w:t>
       </w:r>
     </w:p>
@@ -844,35 +634,22 @@
         </w:numPr>
       </w:pPr>
       <w:r>
-        <w:rPr>
-          <w:lang w:val="es-ES"/>
-        </w:rPr>
         <w:t xml:space="preserve">172.16.0.100 →</w:t>
       </w:r>
       <w:r>
-        <w:rPr>
-          <w:lang w:val="es-ES"/>
-        </w:rPr>
-        <w:t xml:space="preserve"> </w:t>
-      </w:r>
-      <w:r>
-        <w:rPr>
-          <w:b/>
-          <w:bCs/>
-          <w:lang w:val="es-ES"/>
+        <w:t xml:space="preserve"> </w:t>
+      </w:r>
+      <w:r>
+        <w:rPr>
+          <w:b/>
+          <w:bCs/>
         </w:rPr>
         <w:t xml:space="preserve">Privada</w:t>
       </w:r>
       <w:r>
-        <w:rPr>
-          <w:lang w:val="es-ES"/>
-        </w:rPr>
-        <w:t xml:space="preserve"> </w:t>
-      </w:r>
-      <w:r>
-        <w:rPr>
-          <w:lang w:val="es-ES"/>
-        </w:rPr>
+        <w:t xml:space="preserve"> </w:t>
+      </w:r>
+      <w:r>
         <w:t xml:space="preserve">(clase B, RFC 1918)</w:t>
       </w:r>
     </w:p>
@@ -885,35 +662,22 @@
         </w:numPr>
       </w:pPr>
       <w:r>
-        <w:rPr>
-          <w:lang w:val="es-ES"/>
-        </w:rPr>
         <w:t xml:space="preserve">169.254.1.1 →</w:t>
       </w:r>
       <w:r>
-        <w:rPr>
-          <w:lang w:val="es-ES"/>
-        </w:rPr>
-        <w:t xml:space="preserve"> </w:t>
-      </w:r>
-      <w:r>
-        <w:rPr>
-          <w:b/>
-          <w:bCs/>
-          <w:lang w:val="es-ES"/>
+        <w:t xml:space="preserve"> </w:t>
+      </w:r>
+      <w:r>
+        <w:rPr>
+          <w:b/>
+          <w:bCs/>
         </w:rPr>
         <w:t xml:space="preserve">Especial</w:t>
       </w:r>
       <w:r>
-        <w:rPr>
-          <w:lang w:val="es-ES"/>
-        </w:rPr>
-        <w:t xml:space="preserve"> </w:t>
-      </w:r>
-      <w:r>
-        <w:rPr>
-          <w:lang w:val="es-ES"/>
-        </w:rPr>
+        <w:t xml:space="preserve"> </w:t>
+      </w:r>
+      <w:r>
         <w:t xml:space="preserve">(APIPA, cuando DHCP no responde)</w:t>
       </w:r>
     </w:p>
@@ -924,9 +688,6 @@
         <w:pStyle w:val="Heading2"/>
       </w:pPr>
       <w:r>
-        <w:rPr>
-          <w:lang w:val="es-ES"/>
-        </w:rPr>
         <w:t xml:space="preserve">7. Calcula la dirección de red</w:t>
       </w:r>
     </w:p>
@@ -941,58 +702,37 @@
       <w:r>
         <w:rPr>
           <w:rStyle w:val="VerbatimChar"/>
-          <w:lang w:val="es-ES"/>
         </w:rPr>
         <w:t xml:space="preserve">192.168.1.37</w:t>
       </w:r>
       <w:r>
-        <w:rPr>
-          <w:lang w:val="es-ES"/>
-        </w:rPr>
-        <w:t xml:space="preserve"> </w:t>
-      </w:r>
-      <w:r>
-        <w:rPr>
-          <w:lang w:val="es-ES"/>
-        </w:rPr>
+        <w:t xml:space="preserve"> </w:t>
+      </w:r>
+      <w:r>
         <w:t xml:space="preserve">&amp;</w:t>
       </w:r>
       <w:r>
-        <w:rPr>
-          <w:lang w:val="es-ES"/>
-        </w:rPr>
         <w:t xml:space="preserve"> </w:t>
       </w:r>
       <w:r>
         <w:rPr>
           <w:rStyle w:val="VerbatimChar"/>
-          <w:lang w:val="es-ES"/>
         </w:rPr>
         <w:t xml:space="preserve">255.255.255.0</w:t>
       </w:r>
       <w:r>
-        <w:rPr>
-          <w:lang w:val="es-ES"/>
-        </w:rPr>
-        <w:t xml:space="preserve"> </w:t>
-      </w:r>
-      <w:r>
-        <w:rPr>
-          <w:lang w:val="es-ES"/>
-        </w:rPr>
+        <w:t xml:space="preserve"> </w:t>
+      </w:r>
+      <w:r>
         <w:t xml:space="preserve">→ la máscara deja pasar los 3 primeros octetos y borra el último →</w:t>
       </w:r>
       <w:r>
-        <w:rPr>
-          <w:lang w:val="es-ES"/>
-        </w:rPr>
-        <w:t xml:space="preserve"> </w:t>
-      </w:r>
-      <w:r>
-        <w:rPr>
-          <w:b/>
-          <w:bCs/>
-          <w:lang w:val="es-ES"/>
+        <w:t xml:space="preserve"> </w:t>
+      </w:r>
+      <w:r>
+        <w:rPr>
+          <w:b/>
+          <w:bCs/>
         </w:rPr>
         <w:t xml:space="preserve">192.168.1.0/24</w:t>
       </w:r>
@@ -1004,7 +744,6 @@
       <w:r>
         <w:rPr>
           <w:rStyle w:val="VerbatimChar"/>
-          <w:lang w:val="es-ES"/>
         </w:rPr>
         <w:t xml:space="preserve">IP:      192.168.1.37  → 11000000.10101000.00000001.00100101</w:t>
       </w:r>
@@ -1014,7 +753,6 @@
       <w:r>
         <w:rPr>
           <w:rStyle w:val="VerbatimChar"/>
-          <w:lang w:val="es-ES"/>
         </w:rPr>
         <w:t xml:space="preserve">Máscara: 255.255.255.0 → 11111111.11111111.11111111.00000000</w:t>
       </w:r>
@@ -1024,7 +762,6 @@
       <w:r>
         <w:rPr>
           <w:rStyle w:val="VerbatimChar"/>
-          <w:lang w:val="es-ES"/>
         </w:rPr>
         <w:t xml:space="preserve">AND:                   → 11000000.10101000.00000001.00000000</w:t>
       </w:r>
@@ -1034,7 +771,6 @@
       <w:r>
         <w:rPr>
           <w:rStyle w:val="VerbatimChar"/>
-          <w:lang w:val="es-ES"/>
         </w:rPr>
         <w:t xml:space="preserve">Red:     192.168.1.0</w:t>
       </w:r>
@@ -1050,58 +786,37 @@
       <w:r>
         <w:rPr>
           <w:rStyle w:val="VerbatimChar"/>
-          <w:lang w:val="es-ES"/>
         </w:rPr>
         <w:t xml:space="preserve">10.0.0.150</w:t>
       </w:r>
       <w:r>
-        <w:rPr>
-          <w:lang w:val="es-ES"/>
-        </w:rPr>
-        <w:t xml:space="preserve"> </w:t>
-      </w:r>
-      <w:r>
-        <w:rPr>
-          <w:lang w:val="es-ES"/>
-        </w:rPr>
+        <w:t xml:space="preserve"> </w:t>
+      </w:r>
+      <w:r>
         <w:t xml:space="preserve">&amp;</w:t>
       </w:r>
       <w:r>
-        <w:rPr>
-          <w:lang w:val="es-ES"/>
-        </w:rPr>
         <w:t xml:space="preserve"> </w:t>
       </w:r>
       <w:r>
         <w:rPr>
           <w:rStyle w:val="VerbatimChar"/>
-          <w:lang w:val="es-ES"/>
         </w:rPr>
         <w:t xml:space="preserve">255.0.0.0</w:t>
       </w:r>
       <w:r>
-        <w:rPr>
-          <w:lang w:val="es-ES"/>
-        </w:rPr>
-        <w:t xml:space="preserve"> </w:t>
-      </w:r>
-      <w:r>
-        <w:rPr>
-          <w:lang w:val="es-ES"/>
-        </w:rPr>
+        <w:t xml:space="preserve"> </w:t>
+      </w:r>
+      <w:r>
         <w:t xml:space="preserve">→</w:t>
       </w:r>
       <w:r>
-        <w:rPr>
-          <w:lang w:val="es-ES"/>
-        </w:rPr>
-        <w:t xml:space="preserve"> </w:t>
-      </w:r>
-      <w:r>
-        <w:rPr>
-          <w:b/>
-          <w:bCs/>
-          <w:lang w:val="es-ES"/>
+        <w:t xml:space="preserve"> </w:t>
+      </w:r>
+      <w:r>
+        <w:rPr>
+          <w:b/>
+          <w:bCs/>
         </w:rPr>
         <w:t xml:space="preserve">10.0.0.0/8</w:t>
       </w:r>
@@ -1113,7 +828,6 @@
       <w:r>
         <w:rPr>
           <w:rStyle w:val="VerbatimChar"/>
-          <w:lang w:val="es-ES"/>
         </w:rPr>
         <w:t xml:space="preserve">IP:      10.0.0.150  → 00001010.00000000.00000000.10010110</w:t>
       </w:r>
@@ -1123,7 +837,6 @@
       <w:r>
         <w:rPr>
           <w:rStyle w:val="VerbatimChar"/>
-          <w:lang w:val="es-ES"/>
         </w:rPr>
         <w:t xml:space="preserve">Máscara: 255.0.0.0   → 11111111.00000000.00000000.00000000</w:t>
       </w:r>
@@ -1133,7 +846,6 @@
       <w:r>
         <w:rPr>
           <w:rStyle w:val="VerbatimChar"/>
-          <w:lang w:val="es-ES"/>
         </w:rPr>
         <w:t xml:space="preserve">AND:                 → 00001010.00000000.00000000.00000000</w:t>
       </w:r>
@@ -1143,7 +855,6 @@
       <w:r>
         <w:rPr>
           <w:rStyle w:val="VerbatimChar"/>
-          <w:lang w:val="es-ES"/>
         </w:rPr>
         <w:t xml:space="preserve">Red:     10.0.0.0</w:t>
       </w:r>
@@ -1159,127 +870,79 @@
       <w:r>
         <w:rPr>
           <w:rStyle w:val="VerbatimChar"/>
-          <w:lang w:val="es-ES"/>
         </w:rPr>
         <w:t xml:space="preserve">172.16.0.200</w:t>
       </w:r>
       <w:r>
-        <w:rPr>
-          <w:lang w:val="es-ES"/>
-        </w:rPr>
-        <w:t xml:space="preserve"> </w:t>
-      </w:r>
-      <w:r>
-        <w:rPr>
-          <w:lang w:val="es-ES"/>
-        </w:rPr>
+        <w:t xml:space="preserve"> </w:t>
+      </w:r>
+      <w:r>
         <w:t xml:space="preserve">&amp;</w:t>
       </w:r>
       <w:r>
-        <w:rPr>
-          <w:lang w:val="es-ES"/>
-        </w:rPr>
         <w:t xml:space="preserve"> </w:t>
       </w:r>
       <w:r>
         <w:rPr>
           <w:rStyle w:val="VerbatimChar"/>
-          <w:lang w:val="es-ES"/>
         </w:rPr>
         <w:t xml:space="preserve">255.255.255.128</w:t>
       </w:r>
       <w:r>
-        <w:rPr>
-          <w:lang w:val="es-ES"/>
-        </w:rPr>
-        <w:t xml:space="preserve"> </w:t>
-      </w:r>
-      <w:r>
-        <w:rPr>
-          <w:lang w:val="es-ES"/>
-        </w:rPr>
+        <w:t xml:space="preserve"> </w:t>
+      </w:r>
+      <w:r>
         <w:t xml:space="preserve">→ el octeto mágico es el último:</w:t>
       </w:r>
       <w:r>
-        <w:rPr>
-          <w:lang w:val="es-ES"/>
-        </w:rPr>
         <w:t xml:space="preserve"> </w:t>
       </w:r>
       <w:r>
         <w:rPr>
           <w:rStyle w:val="VerbatimChar"/>
-          <w:lang w:val="es-ES"/>
         </w:rPr>
         <w:t xml:space="preserve">200 = 11001000</w:t>
       </w:r>
       <w:r>
-        <w:rPr>
-          <w:lang w:val="es-ES"/>
-        </w:rPr>
         <w:t xml:space="preserve">,</w:t>
       </w:r>
       <w:r>
-        <w:rPr>
-          <w:lang w:val="es-ES"/>
-        </w:rPr>
         <w:t xml:space="preserve"> </w:t>
       </w:r>
       <w:r>
         <w:rPr>
           <w:rStyle w:val="VerbatimChar"/>
-          <w:lang w:val="es-ES"/>
         </w:rPr>
         <w:t xml:space="preserve">128 = 10000000</w:t>
       </w:r>
       <w:r>
-        <w:rPr>
-          <w:lang w:val="es-ES"/>
-        </w:rPr>
-        <w:t xml:space="preserve"> </w:t>
-      </w:r>
-      <w:r>
-        <w:rPr>
-          <w:lang w:val="es-ES"/>
-        </w:rPr>
+        <w:t xml:space="preserve"> </w:t>
+      </w:r>
+      <w:r>
         <w:t xml:space="preserve">→ AND =</w:t>
       </w:r>
       <w:r>
-        <w:rPr>
-          <w:lang w:val="es-ES"/>
-        </w:rPr>
         <w:t xml:space="preserve"> </w:t>
       </w:r>
       <w:r>
         <w:rPr>
           <w:rStyle w:val="VerbatimChar"/>
-          <w:lang w:val="es-ES"/>
         </w:rPr>
         <w:t xml:space="preserve">10000000</w:t>
       </w:r>
       <w:r>
-        <w:rPr>
-          <w:lang w:val="es-ES"/>
-        </w:rPr>
-        <w:t xml:space="preserve"> </w:t>
-      </w:r>
-      <w:r>
-        <w:rPr>
-          <w:lang w:val="es-ES"/>
-        </w:rPr>
+        <w:t xml:space="preserve"> </w:t>
+      </w:r>
+      <w:r>
         <w:t xml:space="preserve">= 128 →</w:t>
       </w:r>
       <w:r>
-        <w:rPr>
-          <w:lang w:val="es-ES"/>
-        </w:rPr>
-        <w:t xml:space="preserve"> </w:t>
-      </w:r>
-      <w:r>
-        <w:rPr>
-          <w:b/>
-          <w:bCs/>
-          <w:lang w:val="es-ES"/>
+        <w:t xml:space="preserve"> </w:t>
+      </w:r>
+      <w:r>
+        <w:rPr>
+          <w:b/>
+          <w:bCs/>
         </w:rPr>
         <w:t xml:space="preserve">172.16.0.128/25</w:t>
       </w:r>
@@ -1291,7 +954,6 @@
       <w:r>
         <w:rPr>
           <w:rStyle w:val="VerbatimChar"/>
-          <w:lang w:val="es-ES"/>
         </w:rPr>
         <w:t xml:space="preserve">IP:      172.16.0.200  → 10101100.00010000.00000000.11001000</w:t>
       </w:r>
@@ -1301,7 +963,6 @@
       <w:r>
         <w:rPr>
           <w:rStyle w:val="VerbatimChar"/>
-          <w:lang w:val="es-ES"/>
         </w:rPr>
         <w:t xml:space="preserve">Máscara: 255.255.255.128 → 11111111.11111111.11111111.10000000</w:t>
       </w:r>
@@ -1311,7 +972,6 @@
       <w:r>
         <w:rPr>
           <w:rStyle w:val="VerbatimChar"/>
-          <w:lang w:val="es-ES"/>
         </w:rPr>
         <w:t xml:space="preserve">AND:                    → 10101100.00010000.00000000.10000000</w:t>
       </w:r>
@@ -1321,7 +981,6 @@
       <w:r>
         <w:rPr>
           <w:rStyle w:val="VerbatimChar"/>
-          <w:lang w:val="es-ES"/>
         </w:rPr>
         <w:t xml:space="preserve">Red:     172.16.0.128</w:t>
       </w:r>
@@ -1337,127 +996,79 @@
       <w:r>
         <w:rPr>
           <w:rStyle w:val="VerbatimChar"/>
-          <w:lang w:val="es-ES"/>
         </w:rPr>
         <w:t xml:space="preserve">192.168.1.66</w:t>
       </w:r>
       <w:r>
-        <w:rPr>
-          <w:lang w:val="es-ES"/>
-        </w:rPr>
-        <w:t xml:space="preserve"> </w:t>
-      </w:r>
-      <w:r>
-        <w:rPr>
-          <w:lang w:val="es-ES"/>
-        </w:rPr>
+        <w:t xml:space="preserve"> </w:t>
+      </w:r>
+      <w:r>
         <w:t xml:space="preserve">&amp;</w:t>
       </w:r>
       <w:r>
-        <w:rPr>
-          <w:lang w:val="es-ES"/>
-        </w:rPr>
         <w:t xml:space="preserve"> </w:t>
       </w:r>
       <w:r>
         <w:rPr>
           <w:rStyle w:val="VerbatimChar"/>
-          <w:lang w:val="es-ES"/>
         </w:rPr>
         <w:t xml:space="preserve">255.255.255.192</w:t>
       </w:r>
       <w:r>
-        <w:rPr>
-          <w:lang w:val="es-ES"/>
-        </w:rPr>
-        <w:t xml:space="preserve"> </w:t>
-      </w:r>
-      <w:r>
-        <w:rPr>
-          <w:lang w:val="es-ES"/>
-        </w:rPr>
+        <w:t xml:space="preserve"> </w:t>
+      </w:r>
+      <w:r>
         <w:t xml:space="preserve">→ octeto mágico el último:</w:t>
       </w:r>
       <w:r>
-        <w:rPr>
-          <w:lang w:val="es-ES"/>
-        </w:rPr>
         <w:t xml:space="preserve"> </w:t>
       </w:r>
       <w:r>
         <w:rPr>
           <w:rStyle w:val="VerbatimChar"/>
-          <w:lang w:val="es-ES"/>
         </w:rPr>
         <w:t xml:space="preserve">66 = 01000010</w:t>
       </w:r>
       <w:r>
-        <w:rPr>
-          <w:lang w:val="es-ES"/>
-        </w:rPr>
         <w:t xml:space="preserve">,</w:t>
       </w:r>
       <w:r>
-        <w:rPr>
-          <w:lang w:val="es-ES"/>
-        </w:rPr>
         <w:t xml:space="preserve"> </w:t>
       </w:r>
       <w:r>
         <w:rPr>
           <w:rStyle w:val="VerbatimChar"/>
-          <w:lang w:val="es-ES"/>
         </w:rPr>
         <w:t xml:space="preserve">192 = 11000000</w:t>
       </w:r>
       <w:r>
-        <w:rPr>
-          <w:lang w:val="es-ES"/>
-        </w:rPr>
-        <w:t xml:space="preserve"> </w:t>
-      </w:r>
-      <w:r>
-        <w:rPr>
-          <w:lang w:val="es-ES"/>
-        </w:rPr>
+        <w:t xml:space="preserve"> </w:t>
+      </w:r>
+      <w:r>
         <w:t xml:space="preserve">→ AND =</w:t>
       </w:r>
       <w:r>
-        <w:rPr>
-          <w:lang w:val="es-ES"/>
-        </w:rPr>
         <w:t xml:space="preserve"> </w:t>
       </w:r>
       <w:r>
         <w:rPr>
           <w:rStyle w:val="VerbatimChar"/>
-          <w:lang w:val="es-ES"/>
         </w:rPr>
         <w:t xml:space="preserve">01000000</w:t>
       </w:r>
       <w:r>
-        <w:rPr>
-          <w:lang w:val="es-ES"/>
-        </w:rPr>
-        <w:t xml:space="preserve"> </w:t>
-      </w:r>
-      <w:r>
-        <w:rPr>
-          <w:lang w:val="es-ES"/>
-        </w:rPr>
+        <w:t xml:space="preserve"> </w:t>
+      </w:r>
+      <w:r>
         <w:t xml:space="preserve">= 64 →</w:t>
       </w:r>
       <w:r>
-        <w:rPr>
-          <w:lang w:val="es-ES"/>
-        </w:rPr>
-        <w:t xml:space="preserve"> </w:t>
-      </w:r>
-      <w:r>
-        <w:rPr>
-          <w:b/>
-          <w:bCs/>
-          <w:lang w:val="es-ES"/>
+        <w:t xml:space="preserve"> </w:t>
+      </w:r>
+      <w:r>
+        <w:rPr>
+          <w:b/>
+          <w:bCs/>
         </w:rPr>
         <w:t xml:space="preserve">192.168.1.64/26</w:t>
       </w:r>
@@ -1469,7 +1080,6 @@
       <w:r>
         <w:rPr>
           <w:rStyle w:val="VerbatimChar"/>
-          <w:lang w:val="es-ES"/>
         </w:rPr>
         <w:t xml:space="preserve">IP:      192.168.1.66  → 11000000.10101000.00000001.01000010</w:t>
       </w:r>
@@ -1479,7 +1089,6 @@
       <w:r>
         <w:rPr>
           <w:rStyle w:val="VerbatimChar"/>
-          <w:lang w:val="es-ES"/>
         </w:rPr>
         <w:t xml:space="preserve">Máscara: 255.255.255.192 → 11111111.11111111.11111111.11000000</w:t>
       </w:r>
@@ -1489,7 +1098,6 @@
       <w:r>
         <w:rPr>
           <w:rStyle w:val="VerbatimChar"/>
-          <w:lang w:val="es-ES"/>
         </w:rPr>
         <w:t xml:space="preserve">AND:                    → 11000000.10101000.00000001.01000000</w:t>
       </w:r>
@@ -1499,7 +1107,6 @@
       <w:r>
         <w:rPr>
           <w:rStyle w:val="VerbatimChar"/>
-          <w:lang w:val="es-ES"/>
         </w:rPr>
         <w:t xml:space="preserve">Red:     192.168.1.64</w:t>
       </w:r>
@@ -1511,9 +1118,6 @@
         <w:pStyle w:val="Heading2"/>
       </w:pPr>
       <w:r>
-        <w:rPr>
-          <w:lang w:val="es-ES"/>
-        </w:rPr>
         <w:t xml:space="preserve">8. Subredes iguales</w:t>
       </w:r>
     </w:p>
@@ -1529,33 +1133,22 @@
         <w:rPr>
           <w:b/>
           <w:bCs/>
-          <w:lang w:val="es-ES"/>
         </w:rPr>
         <w:t xml:space="preserve">2 bits:</w:t>
       </w:r>
       <w:r>
-        <w:rPr>
-          <w:lang w:val="es-ES"/>
-        </w:rPr>
         <w:t xml:space="preserve"> </w:t>
       </w:r>
       <w:r>
         <w:rPr>
           <w:rStyle w:val="VerbatimChar"/>
-          <w:lang w:val="es-ES"/>
         </w:rPr>
         <w:t xml:space="preserve">2ⁿ ≥ 4</w:t>
       </w:r>
       <w:r>
-        <w:rPr>
-          <w:lang w:val="es-ES"/>
-        </w:rPr>
-        <w:t xml:space="preserve"> </w:t>
-      </w:r>
-      <w:r>
-        <w:rPr>
-          <w:lang w:val="es-ES"/>
-        </w:rPr>
+        <w:t xml:space="preserve"> </w:t>
+      </w:r>
+      <w:r>
         <w:t xml:space="preserve">→ n = 2 (2² = 4).</w:t>
       </w:r>
     </w:p>
@@ -1568,48 +1161,31 @@
         </w:numPr>
       </w:pPr>
       <w:r>
-        <w:rPr>
-          <w:lang w:val="es-ES"/>
-        </w:rPr>
         <w:t xml:space="preserve">Nueva máscara:</w:t>
       </w:r>
       <w:r>
-        <w:rPr>
-          <w:lang w:val="es-ES"/>
-        </w:rPr>
-        <w:t xml:space="preserve"> </w:t>
-      </w:r>
-      <w:r>
-        <w:rPr>
-          <w:b/>
-          <w:bCs/>
-          <w:lang w:val="es-ES"/>
+        <w:t xml:space="preserve"> </w:t>
+      </w:r>
+      <w:r>
+        <w:rPr>
+          <w:b/>
+          <w:bCs/>
         </w:rPr>
         <w:t xml:space="preserve">/26 = 255.255.255.192</w:t>
       </w:r>
       <w:r>
-        <w:rPr>
-          <w:lang w:val="es-ES"/>
-        </w:rPr>
-        <w:t xml:space="preserve"> </w:t>
-      </w:r>
-      <w:r>
-        <w:rPr>
-          <w:lang w:val="es-ES"/>
-        </w:rPr>
+        <w:t xml:space="preserve"> </w:t>
+      </w:r>
+      <w:r>
         <w:t xml:space="preserve">(</w:t>
       </w:r>
       <w:r>
         <w:rPr>
           <w:rStyle w:val="VerbatimChar"/>
-          <w:lang w:val="es-ES"/>
         </w:rPr>
         <w:t xml:space="preserve">11111111.11111111.11111111.11000000</w:t>
       </w:r>
       <w:r>
-        <w:rPr>
-          <w:lang w:val="es-ES"/>
-        </w:rPr>
         <w:t xml:space="preserve">).</w:t>
       </w:r>
     </w:p>
@@ -1622,35 +1198,22 @@
         </w:numPr>
       </w:pPr>
       <w:r>
-        <w:rPr>
-          <w:lang w:val="es-ES"/>
-        </w:rPr>
         <w:t xml:space="preserve">Hosts=(32 − 26 = 6 bits) → 2⁶ − 2 =</w:t>
       </w:r>
       <w:r>
-        <w:rPr>
-          <w:lang w:val="es-ES"/>
-        </w:rPr>
-        <w:t xml:space="preserve"> </w:t>
-      </w:r>
-      <w:r>
-        <w:rPr>
-          <w:b/>
-          <w:bCs/>
-          <w:lang w:val="es-ES"/>
+        <w:t xml:space="preserve"> </w:t>
+      </w:r>
+      <w:r>
+        <w:rPr>
+          <w:b/>
+          <w:bCs/>
         </w:rPr>
         <w:t xml:space="preserve">62 hosts útiles</w:t>
       </w:r>
       <w:r>
-        <w:rPr>
-          <w:lang w:val="es-ES"/>
-        </w:rPr>
-        <w:t xml:space="preserve"> </w:t>
-      </w:r>
-      <w:r>
-        <w:rPr>
-          <w:lang w:val="es-ES"/>
-        </w:rPr>
+        <w:t xml:space="preserve"> </w:t>
+      </w:r>
+      <w:r>
         <w:t xml:space="preserve">por subred.</w:t>
       </w:r>
     </w:p>
@@ -1663,9 +1226,6 @@
         </w:numPr>
       </w:pPr>
       <w:r>
-        <w:rPr>
-          <w:lang w:val="es-ES"/>
-        </w:rPr>
         <w:t xml:space="preserve">Incremento = 2⁶ = 64:</w:t>
       </w:r>
     </w:p>
@@ -1693,9 +1253,6 @@
               <w:pStyle w:val="Compact"/>
             </w:pPr>
             <w:r>
-              <w:rPr>
-                <w:lang w:val="es-ES"/>
-              </w:rPr>
               <w:t xml:space="preserve">Subred</w:t>
             </w:r>
           </w:p>
@@ -1707,9 +1264,6 @@
               <w:pStyle w:val="Compact"/>
             </w:pPr>
             <w:r>
-              <w:rPr>
-                <w:lang w:val="es-ES"/>
-              </w:rPr>
               <w:t xml:space="preserve">Red</w:t>
             </w:r>
           </w:p>
@@ -1721,9 +1275,6 @@
               <w:pStyle w:val="Compact"/>
             </w:pPr>
             <w:r>
-              <w:rPr>
-                <w:lang w:val="es-ES"/>
-              </w:rPr>
               <w:t xml:space="preserve">Primer host</w:t>
             </w:r>
           </w:p>
@@ -1735,9 +1286,6 @@
               <w:pStyle w:val="Compact"/>
             </w:pPr>
             <w:r>
-              <w:rPr>
-                <w:lang w:val="es-ES"/>
-              </w:rPr>
               <w:t xml:space="preserve">Último host</w:t>
             </w:r>
           </w:p>
@@ -1749,9 +1297,6 @@
               <w:pStyle w:val="Compact"/>
             </w:pPr>
             <w:r>
-              <w:rPr>
-                <w:lang w:val="es-ES"/>
-              </w:rPr>
               <w:t xml:space="preserve">Broadcast</w:t>
             </w:r>
           </w:p>
@@ -1765,9 +1310,6 @@
               <w:pStyle w:val="Compact"/>
             </w:pPr>
             <w:r>
-              <w:rPr>
-                <w:lang w:val="es-ES"/>
-              </w:rPr>
               <w:t xml:space="preserve">1</w:t>
             </w:r>
           </w:p>
@@ -1779,9 +1321,6 @@
               <w:pStyle w:val="Compact"/>
             </w:pPr>
             <w:r>
-              <w:rPr>
-                <w:lang w:val="es-ES"/>
-              </w:rPr>
               <w:t xml:space="preserve">192.168.5.0/26</w:t>
             </w:r>
           </w:p>
@@ -1793,9 +1332,6 @@
               <w:pStyle w:val="Compact"/>
             </w:pPr>
             <w:r>
-              <w:rPr>
-                <w:lang w:val="es-ES"/>
-              </w:rPr>
               <w:t xml:space="preserve">192.168.5.1</w:t>
             </w:r>
           </w:p>
@@ -1807,9 +1343,6 @@
               <w:pStyle w:val="Compact"/>
             </w:pPr>
             <w:r>
-              <w:rPr>
-                <w:lang w:val="es-ES"/>
-              </w:rPr>
               <w:t xml:space="preserve">192.168.5.62</w:t>
             </w:r>
           </w:p>
@@ -1821,9 +1354,6 @@
               <w:pStyle w:val="Compact"/>
             </w:pPr>
             <w:r>
-              <w:rPr>
-                <w:lang w:val="es-ES"/>
-              </w:rPr>
               <w:t xml:space="preserve">192.168.5.63</w:t>
             </w:r>
           </w:p>
@@ -1837,9 +1367,6 @@
               <w:pStyle w:val="Compact"/>
             </w:pPr>
             <w:r>
-              <w:rPr>
-                <w:lang w:val="es-ES"/>
-              </w:rPr>
               <w:t xml:space="preserve">2</w:t>
             </w:r>
           </w:p>
@@ -1851,9 +1378,6 @@
               <w:pStyle w:val="Compact"/>
             </w:pPr>
             <w:r>
-              <w:rPr>
-                <w:lang w:val="es-ES"/>
-              </w:rPr>
               <w:t xml:space="preserve">192.168.5.64/26</w:t>
             </w:r>
           </w:p>
@@ -1865,9 +1389,6 @@
               <w:pStyle w:val="Compact"/>
             </w:pPr>
             <w:r>
-              <w:rPr>
-                <w:lang w:val="es-ES"/>
-              </w:rPr>
               <w:t xml:space="preserve">192.168.5.65</w:t>
             </w:r>
           </w:p>
@@ -1879,9 +1400,6 @@
               <w:pStyle w:val="Compact"/>
             </w:pPr>
             <w:r>
-              <w:rPr>
-                <w:lang w:val="es-ES"/>
-              </w:rPr>
               <w:t xml:space="preserve">192.168.5.126</w:t>
             </w:r>
           </w:p>
@@ -1893,9 +1411,6 @@
               <w:pStyle w:val="Compact"/>
             </w:pPr>
             <w:r>
-              <w:rPr>
-                <w:lang w:val="es-ES"/>
-              </w:rPr>
               <w:t xml:space="preserve">192.168.5.127</w:t>
             </w:r>
           </w:p>
@@ -1909,9 +1424,6 @@
               <w:pStyle w:val="Compact"/>
             </w:pPr>
             <w:r>
-              <w:rPr>
-                <w:lang w:val="es-ES"/>
-              </w:rPr>
               <w:t xml:space="preserve">3</w:t>
             </w:r>
           </w:p>
@@ -1923,9 +1435,6 @@
               <w:pStyle w:val="Compact"/>
             </w:pPr>
             <w:r>
-              <w:rPr>
-                <w:lang w:val="es-ES"/>
-              </w:rPr>
               <w:t xml:space="preserve">192.168.5.128/26</w:t>
             </w:r>
           </w:p>
@@ -1937,9 +1446,6 @@
               <w:pStyle w:val="Compact"/>
             </w:pPr>
             <w:r>
-              <w:rPr>
-                <w:lang w:val="es-ES"/>
-              </w:rPr>
               <w:t xml:space="preserve">192.168.5.129</w:t>
             </w:r>
           </w:p>
@@ -1951,9 +1457,6 @@
               <w:pStyle w:val="Compact"/>
             </w:pPr>
             <w:r>
-              <w:rPr>
-                <w:lang w:val="es-ES"/>
-              </w:rPr>
               <w:t xml:space="preserve">192.168.5.190</w:t>
             </w:r>
           </w:p>
@@ -1965,9 +1468,6 @@
               <w:pStyle w:val="Compact"/>
             </w:pPr>
             <w:r>
-              <w:rPr>
-                <w:lang w:val="es-ES"/>
-              </w:rPr>
               <w:t xml:space="preserve">192.168.5.191</w:t>
             </w:r>
           </w:p>
@@ -1981,9 +1481,6 @@
               <w:pStyle w:val="Compact"/>
             </w:pPr>
             <w:r>
-              <w:rPr>
-                <w:lang w:val="es-ES"/>
-              </w:rPr>
               <w:t xml:space="preserve">4</w:t>
             </w:r>
           </w:p>
@@ -1995,9 +1492,6 @@
               <w:pStyle w:val="Compact"/>
             </w:pPr>
             <w:r>
-              <w:rPr>
-                <w:lang w:val="es-ES"/>
-              </w:rPr>
               <w:t xml:space="preserve">192.168.5.192/26</w:t>
             </w:r>
           </w:p>
@@ -2009,9 +1503,6 @@
               <w:pStyle w:val="Compact"/>
             </w:pPr>
             <w:r>
-              <w:rPr>
-                <w:lang w:val="es-ES"/>
-              </w:rPr>
               <w:t xml:space="preserve">192.168.5.193</w:t>
             </w:r>
           </w:p>
@@ -2023,9 +1514,6 @@
               <w:pStyle w:val="Compact"/>
             </w:pPr>
             <w:r>
-              <w:rPr>
-                <w:lang w:val="es-ES"/>
-              </w:rPr>
               <w:t xml:space="preserve">192.168.5.254</w:t>
             </w:r>
           </w:p>
@@ -2037,9 +1525,6 @@
               <w:pStyle w:val="Compact"/>
             </w:pPr>
             <w:r>
-              <w:rPr>
-                <w:lang w:val="es-ES"/>
-              </w:rPr>
               <w:t xml:space="preserve">192.168.5.255</w:t>
             </w:r>
           </w:p>
@@ -2053,9 +1538,6 @@
         <w:pStyle w:val="Heading2"/>
       </w:pPr>
       <w:r>
-        <w:rPr>
-          <w:lang w:val="es-ES"/>
-        </w:rPr>
         <w:t xml:space="preserve">9. Cabecera IPv4</w:t>
       </w:r>
     </w:p>
@@ -2067,20 +1549,13 @@
         <w:rPr>
           <w:b/>
           <w:bCs/>
-          <w:lang w:val="es-ES"/>
         </w:rPr>
         <w:t xml:space="preserve">Matching:</w:t>
       </w:r>
       <w:r>
-        <w:rPr>
-          <w:lang w:val="es-ES"/>
-        </w:rPr>
-        <w:t xml:space="preserve"> </w:t>
-      </w:r>
-      <w:r>
-        <w:rPr>
-          <w:lang w:val="es-ES"/>
-        </w:rPr>
+        <w:t xml:space="preserve"> </w:t>
+      </w:r>
+      <w:r>
         <w:t xml:space="preserve">1 → c (TTL) · 2 → a (Protocolo) · 3 → b (IPs) · 4 → d (fragmentación)</w:t>
       </w:r>
     </w:p>
@@ -2092,7 +1567,6 @@
         <w:rPr>
           <w:b/>
           <w:bCs/>
-          <w:lang w:val="es-ES"/>
         </w:rPr>
         <w:t xml:space="preserve">V/F:</w:t>
       </w:r>
@@ -2109,46 +1583,29 @@
         <w:rPr>
           <w:b/>
           <w:bCs/>
-          <w:lang w:val="es-ES"/>
         </w:rPr>
         <w:t xml:space="preserve">Verdadero.</w:t>
       </w:r>
       <w:r>
-        <w:rPr>
-          <w:lang w:val="es-ES"/>
-        </w:rPr>
-        <w:t xml:space="preserve"> </w:t>
-      </w:r>
-      <w:r>
-        <w:rPr>
-          <w:lang w:val="es-ES"/>
-        </w:rPr>
+        <w:t xml:space="preserve"> </w:t>
+      </w:r>
+      <w:r>
         <w:t xml:space="preserve">5 words de 32 bits =</w:t>
       </w:r>
       <w:r>
-        <w:rPr>
-          <w:lang w:val="es-ES"/>
-        </w:rPr>
-        <w:t xml:space="preserve"> </w:t>
-      </w:r>
-      <w:r>
-        <w:rPr>
-          <w:b/>
-          <w:bCs/>
-          <w:lang w:val="es-ES"/>
+        <w:t xml:space="preserve"> </w:t>
+      </w:r>
+      <w:r>
+        <w:rPr>
+          <w:b/>
+          <w:bCs/>
         </w:rPr>
         <w:t xml:space="preserve">20 bytes</w:t>
       </w:r>
       <w:r>
-        <w:rPr>
-          <w:lang w:val="es-ES"/>
-        </w:rPr>
-        <w:t xml:space="preserve"> </w:t>
-      </w:r>
-      <w:r>
-        <w:rPr>
-          <w:lang w:val="es-ES"/>
-        </w:rPr>
+        <w:t xml:space="preserve"> </w:t>
+      </w:r>
+      <w:r>
         <w:t xml:space="preserve">(sin opciones).</w:t>
       </w:r>
     </w:p>
@@ -2164,46 +1621,29 @@
         <w:rPr>
           <w:b/>
           <w:bCs/>
-          <w:lang w:val="es-ES"/>
         </w:rPr>
         <w:t xml:space="preserve">Falso.</w:t>
       </w:r>
       <w:r>
-        <w:rPr>
-          <w:lang w:val="es-ES"/>
-        </w:rPr>
-        <w:t xml:space="preserve"> </w:t>
-      </w:r>
-      <w:r>
-        <w:rPr>
-          <w:lang w:val="es-ES"/>
-        </w:rPr>
+        <w:t xml:space="preserve"> </w:t>
+      </w:r>
+      <w:r>
         <w:t xml:space="preserve">El checksum de la cabecera solo valida</w:t>
       </w:r>
       <w:r>
-        <w:rPr>
-          <w:lang w:val="es-ES"/>
-        </w:rPr>
-        <w:t xml:space="preserve"> </w:t>
-      </w:r>
-      <w:r>
-        <w:rPr>
-          <w:b/>
-          <w:bCs/>
-          <w:lang w:val="es-ES"/>
+        <w:t xml:space="preserve"> </w:t>
+      </w:r>
+      <w:r>
+        <w:rPr>
+          <w:b/>
+          <w:bCs/>
         </w:rPr>
         <w:t xml:space="preserve">la cabecera</w:t>
       </w:r>
       <w:r>
-        <w:rPr>
-          <w:lang w:val="es-ES"/>
-        </w:rPr>
-        <w:t xml:space="preserve"> </w:t>
-      </w:r>
-      <w:r>
-        <w:rPr>
-          <w:lang w:val="es-ES"/>
-        </w:rPr>
+        <w:t xml:space="preserve"> </w:t>
+      </w:r>
+      <w:r>
         <w:t xml:space="preserve">en cada salto. Los datos los protegen TCP/UDP; el enlace, el FCS de la trama.</w:t>
       </w:r>
     </w:p>
@@ -2219,63 +1659,37 @@
         <w:rPr>
           <w:b/>
           <w:bCs/>
-          <w:lang w:val="es-ES"/>
         </w:rPr>
         <w:t xml:space="preserve">Verdadero.</w:t>
       </w:r>
       <w:r>
-        <w:rPr>
-          <w:lang w:val="es-ES"/>
-        </w:rPr>
-        <w:t xml:space="preserve"> </w:t>
-      </w:r>
-      <w:r>
-        <w:rPr>
-          <w:lang w:val="es-ES"/>
-        </w:rPr>
+        <w:t xml:space="preserve"> </w:t>
+      </w:r>
+      <w:r>
         <w:t xml:space="preserve">Cada router resta 1 al TTL; a 0 se descarta y se suele notificar ICMP</w:t>
       </w:r>
       <w:r>
-        <w:rPr>
-          <w:lang w:val="es-ES"/>
-        </w:rPr>
-        <w:t xml:space="preserve"> </w:t>
-      </w:r>
-      <w:r>
-        <w:rPr>
-          <w:lang w:val="es-ES"/>
-        </w:rPr>
+        <w:t xml:space="preserve"> </w:t>
+      </w:r>
+      <w:r>
         <w:t xml:space="preserve">“Time Exceeded”</w:t>
       </w:r>
       <w:r>
-        <w:rPr>
-          <w:lang w:val="es-ES"/>
-        </w:rPr>
-        <w:t xml:space="preserve"> </w:t>
-      </w:r>
-      <w:r>
-        <w:rPr>
-          <w:lang w:val="es-ES"/>
-        </w:rPr>
+        <w:t xml:space="preserve"> </w:t>
+      </w:r>
+      <w:r>
         <w:t xml:space="preserve">(base del</w:t>
       </w:r>
       <w:r>
-        <w:rPr>
-          <w:lang w:val="es-ES"/>
-        </w:rPr>
         <w:t xml:space="preserve"> </w:t>
       </w:r>
       <w:r>
         <w:rPr>
           <w:rStyle w:val="VerbatimChar"/>
-          <w:lang w:val="es-ES"/>
         </w:rPr>
         <w:t xml:space="preserve">traceroute</w:t>
       </w:r>
       <w:r>
-        <w:rPr>
-          <w:lang w:val="es-ES"/>
-        </w:rPr>
         <w:t xml:space="preserve">).</w:t>
       </w:r>
     </w:p>
@@ -2286,9 +1700,6 @@
         <w:pStyle w:val="Heading2"/>
       </w:pPr>
       <w:r>
-        <w:rPr>
-          <w:lang w:val="es-ES"/>
-        </w:rPr>
         <w:t xml:space="preserve">10. ARP en la red local</w:t>
       </w:r>
     </w:p>
@@ -2304,59 +1715,38 @@
         <w:rPr>
           <w:b/>
           <w:bCs/>
-          <w:lang w:val="es-ES"/>
         </w:rPr>
         <w:t xml:space="preserve">ARP Request</w:t>
       </w:r>
       <w:r>
-        <w:rPr>
-          <w:lang w:val="es-ES"/>
-        </w:rPr>
-        <w:t xml:space="preserve"> </w:t>
-      </w:r>
-      <w:r>
-        <w:rPr>
-          <w:lang w:val="es-ES"/>
-        </w:rPr>
+        <w:t xml:space="preserve"> </w:t>
+      </w:r>
+      <w:r>
         <w:t xml:space="preserve">en broadcast: MAC destino</w:t>
       </w:r>
       <w:r>
-        <w:rPr>
-          <w:lang w:val="es-ES"/>
-        </w:rPr>
         <w:t xml:space="preserve"> </w:t>
       </w:r>
       <w:r>
         <w:rPr>
           <w:rStyle w:val="VerbatimChar"/>
-          <w:lang w:val="es-ES"/>
         </w:rPr>
         <w:t xml:space="preserve">FF:FF:FF:FF:FF:FF</w:t>
       </w:r>
       <w:r>
-        <w:rPr>
-          <w:lang w:val="es-ES"/>
-        </w:rPr>
         <w:t xml:space="preserve">. Pregunta:</w:t>
       </w:r>
       <w:r>
-        <w:rPr>
-          <w:lang w:val="es-ES"/>
-        </w:rPr>
         <w:t xml:space="preserve"> </w:t>
       </w:r>
       <w:r>
         <w:rPr>
           <w:i/>
           <w:iCs/>
-          <w:lang w:val="es-ES"/>
         </w:rPr>
         <w:t xml:space="preserve">“¿quién tiene 192.168.1.20?”</w:t>
       </w:r>
       <w:r>
-        <w:rPr>
-          <w:lang w:val="es-ES"/>
-        </w:rPr>
         <w:t xml:space="preserve">.</w:t>
       </w:r>
     </w:p>
@@ -2369,60 +1759,37 @@
         </w:numPr>
       </w:pPr>
       <w:r>
-        <w:rPr>
-          <w:lang w:val="es-ES"/>
-        </w:rPr>
         <w:t xml:space="preserve">El host dueño de</w:t>
       </w:r>
       <w:r>
-        <w:rPr>
-          <w:lang w:val="es-ES"/>
-        </w:rPr>
         <w:t xml:space="preserve"> </w:t>
       </w:r>
       <w:r>
         <w:rPr>
           <w:rStyle w:val="VerbatimChar"/>
-          <w:lang w:val="es-ES"/>
         </w:rPr>
         <w:t xml:space="preserve">192.168.1.20</w:t>
       </w:r>
       <w:r>
-        <w:rPr>
-          <w:lang w:val="es-ES"/>
-        </w:rPr>
-        <w:t xml:space="preserve"> </w:t>
-      </w:r>
-      <w:r>
-        <w:rPr>
-          <w:lang w:val="es-ES"/>
-        </w:rPr>
+        <w:t xml:space="preserve"> </w:t>
+      </w:r>
+      <w:r>
         <w:t xml:space="preserve">responde con un</w:t>
       </w:r>
       <w:r>
-        <w:rPr>
-          <w:lang w:val="es-ES"/>
-        </w:rPr>
-        <w:t xml:space="preserve"> </w:t>
-      </w:r>
-      <w:r>
-        <w:rPr>
-          <w:b/>
-          <w:bCs/>
-          <w:lang w:val="es-ES"/>
+        <w:t xml:space="preserve"> </w:t>
+      </w:r>
+      <w:r>
+        <w:rPr>
+          <w:b/>
+          <w:bCs/>
         </w:rPr>
         <w:t xml:space="preserve">ARP Reply en unicast</w:t>
       </w:r>
       <w:r>
-        <w:rPr>
-          <w:lang w:val="es-ES"/>
-        </w:rPr>
-        <w:t xml:space="preserve"> </w:t>
-      </w:r>
-      <w:r>
-        <w:rPr>
-          <w:lang w:val="es-ES"/>
-        </w:rPr>
+        <w:t xml:space="preserve"> </w:t>
+      </w:r>
+      <w:r>
         <w:t xml:space="preserve">incluyendo su MAC.</w:t>
       </w:r>
     </w:p>
@@ -2435,99 +1802,62 @@
         </w:numPr>
       </w:pPr>
       <w:r>
-        <w:rPr>
-          <w:lang w:val="es-ES"/>
-        </w:rPr>
         <w:t xml:space="preserve">Guarda el par</w:t>
       </w:r>
       <w:r>
-        <w:rPr>
-          <w:lang w:val="es-ES"/>
-        </w:rPr>
-        <w:t xml:space="preserve"> </w:t>
-      </w:r>
-      <w:r>
-        <w:rPr>
-          <w:b/>
-          <w:bCs/>
-          <w:lang w:val="es-ES"/>
+        <w:t xml:space="preserve"> </w:t>
+      </w:r>
+      <w:r>
+        <w:rPr>
+          <w:b/>
+          <w:bCs/>
         </w:rPr>
         <w:t xml:space="preserve">IP → MAC</w:t>
       </w:r>
       <w:r>
-        <w:rPr>
-          <w:lang w:val="es-ES"/>
-        </w:rPr>
-        <w:t xml:space="preserve"> </w:t>
-      </w:r>
-      <w:r>
-        <w:rPr>
-          <w:lang w:val="es-ES"/>
-        </w:rPr>
+        <w:t xml:space="preserve"> </w:t>
+      </w:r>
+      <w:r>
         <w:t xml:space="preserve">en la</w:t>
       </w:r>
       <w:r>
-        <w:rPr>
-          <w:lang w:val="es-ES"/>
-        </w:rPr>
-        <w:t xml:space="preserve"> </w:t>
-      </w:r>
-      <w:r>
-        <w:rPr>
-          <w:b/>
-          <w:bCs/>
-          <w:lang w:val="es-ES"/>
+        <w:t xml:space="preserve"> </w:t>
+      </w:r>
+      <w:r>
+        <w:rPr>
+          <w:b/>
+          <w:bCs/>
         </w:rPr>
         <w:t xml:space="preserve">tabla ARP</w:t>
       </w:r>
       <w:r>
-        <w:rPr>
-          <w:lang w:val="es-ES"/>
-        </w:rPr>
         <w:t xml:space="preserve">. En Windows:</w:t>
       </w:r>
       <w:r>
-        <w:rPr>
-          <w:lang w:val="es-ES"/>
-        </w:rPr>
         <w:t xml:space="preserve"> </w:t>
       </w:r>
       <w:r>
         <w:rPr>
           <w:rStyle w:val="VerbatimChar"/>
-          <w:lang w:val="es-ES"/>
         </w:rPr>
         <w:t xml:space="preserve">arp -a</w:t>
       </w:r>
       <w:r>
-        <w:rPr>
-          <w:lang w:val="es-ES"/>
-        </w:rPr>
-        <w:t xml:space="preserve"> </w:t>
-      </w:r>
-      <w:r>
-        <w:rPr>
-          <w:lang w:val="es-ES"/>
-        </w:rPr>
+        <w:t xml:space="preserve"> </w:t>
+      </w:r>
+      <w:r>
         <w:t xml:space="preserve">(en Linux,</w:t>
       </w:r>
       <w:r>
-        <w:rPr>
-          <w:lang w:val="es-ES"/>
-        </w:rPr>
         <w:t xml:space="preserve"> </w:t>
       </w:r>
       <w:r>
         <w:rPr>
           <w:rStyle w:val="VerbatimChar"/>
-          <w:lang w:val="es-ES"/>
         </w:rPr>
         <w:t xml:space="preserve">ip neigh</w:t>
       </w:r>
       <w:r>
-        <w:rPr>
-          <w:lang w:val="es-ES"/>
-        </w:rPr>
         <w:t xml:space="preserve">).</w:t>
       </w:r>
     </w:p>
@@ -2543,20 +1873,13 @@
         <w:rPr>
           <w:b/>
           <w:bCs/>
-          <w:lang w:val="es-ES"/>
         </w:rPr>
         <w:t xml:space="preserve">IP → MAC</w:t>
       </w:r>
       <w:r>
-        <w:rPr>
-          <w:lang w:val="es-ES"/>
-        </w:rPr>
-        <w:t xml:space="preserve"> </w:t>
-      </w:r>
-      <w:r>
-        <w:rPr>
-          <w:lang w:val="es-ES"/>
-        </w:rPr>
+        <w:t xml:space="preserve"> </w:t>
+      </w:r>
+      <w:r>
         <w:t xml:space="preserve">(dirección lógica a dirección de enlace). La inversa no hace falta: la MAC solo se usa en el medio local.</w:t>
       </w:r>
     </w:p>
@@ -2567,9 +1890,6 @@
         <w:pStyle w:val="Heading2"/>
       </w:pPr>
       <w:r>
-        <w:rPr>
-          <w:lang w:val="es-ES"/>
-        </w:rPr>
         <w:t xml:space="preserve">11. MTU y fragmentación</w:t>
       </w:r>
     </w:p>
@@ -2582,35 +1902,22 @@
         </w:numPr>
       </w:pPr>
       <w:r>
-        <w:rPr>
-          <w:lang w:val="es-ES"/>
-        </w:rPr>
         <w:t xml:space="preserve">Payload útil por fragmento = 1500 − 20 =</w:t>
       </w:r>
       <w:r>
-        <w:rPr>
-          <w:lang w:val="es-ES"/>
-        </w:rPr>
-        <w:t xml:space="preserve"> </w:t>
-      </w:r>
-      <w:r>
-        <w:rPr>
-          <w:b/>
-          <w:bCs/>
-          <w:lang w:val="es-ES"/>
+        <w:t xml:space="preserve"> </w:t>
+      </w:r>
+      <w:r>
+        <w:rPr>
+          <w:b/>
+          <w:bCs/>
         </w:rPr>
         <w:t xml:space="preserve">1480 bytes</w:t>
       </w:r>
       <w:r>
-        <w:rPr>
-          <w:lang w:val="es-ES"/>
-        </w:rPr>
-        <w:t xml:space="preserve"> </w:t>
-      </w:r>
-      <w:r>
-        <w:rPr>
-          <w:lang w:val="es-ES"/>
-        </w:rPr>
+        <w:t xml:space="preserve"> </w:t>
+      </w:r>
+      <w:r>
         <w:t xml:space="preserve">(1480 es múltiplo de 8, como exige el offset).</w:t>
       </w:r>
     </w:p>
@@ -2623,9 +1930,6 @@
         </w:numPr>
       </w:pPr>
       <w:r>
-        <w:rPr>
-          <w:lang w:val="es-ES"/>
-        </w:rPr>
         <w:t xml:space="preserve">Datos totales = 4000.</w:t>
       </w:r>
     </w:p>
@@ -2638,96 +1942,60 @@
         </w:numPr>
       </w:pPr>
       <w:r>
-        <w:rPr>
-          <w:lang w:val="es-ES"/>
-        </w:rPr>
         <w:t xml:space="preserve">Frag 1: 1480 · Frag 2: 1480 · Frag 3:</w:t>
       </w:r>
       <w:r>
-        <w:rPr>
-          <w:lang w:val="es-ES"/>
-        </w:rPr>
-        <w:t xml:space="preserve"> </w:t>
-      </w:r>
-      <w:r>
-        <w:rPr>
-          <w:b/>
-          <w:bCs/>
-          <w:lang w:val="es-ES"/>
+        <w:t xml:space="preserve"> </w:t>
+      </w:r>
+      <w:r>
+        <w:rPr>
+          <w:b/>
+          <w:bCs/>
         </w:rPr>
         <w:t xml:space="preserve">1040</w:t>
       </w:r>
       <w:r>
-        <w:rPr>
-          <w:lang w:val="es-ES"/>
-        </w:rPr>
-        <w:t xml:space="preserve"> </w:t>
-      </w:r>
-      <w:r>
-        <w:rPr>
-          <w:lang w:val="es-ES"/>
-        </w:rPr>
+        <w:t xml:space="preserve"> </w:t>
+      </w:r>
+      <w:r>
         <w:t xml:space="preserve">(4000 − 2960).</w:t>
       </w:r>
       <w:r>
         <w:br/>
       </w:r>
       <w:r>
-        <w:rPr>
-          <w:lang w:val="es-ES"/>
-        </w:rPr>
         <w:t xml:space="preserve">→</w:t>
       </w:r>
       <w:r>
-        <w:rPr>
-          <w:lang w:val="es-ES"/>
-        </w:rPr>
-        <w:t xml:space="preserve"> </w:t>
-      </w:r>
-      <w:r>
-        <w:rPr>
-          <w:b/>
-          <w:bCs/>
-          <w:lang w:val="es-ES"/>
+        <w:t xml:space="preserve"> </w:t>
+      </w:r>
+      <w:r>
+        <w:rPr>
+          <w:b/>
+          <w:bCs/>
         </w:rPr>
         <w:t xml:space="preserve">3 fragmentos.</w:t>
       </w:r>
       <w:r>
-        <w:rPr>
-          <w:lang w:val="es-ES"/>
-        </w:rPr>
-        <w:t xml:space="preserve"> </w:t>
-      </w:r>
-      <w:r>
-        <w:rPr>
-          <w:lang w:val="es-ES"/>
-        </w:rPr>
+        <w:t xml:space="preserve"> </w:t>
+      </w:r>
+      <w:r>
         <w:t xml:space="preserve">El último mide 1040 + 20 =</w:t>
       </w:r>
       <w:r>
-        <w:rPr>
-          <w:lang w:val="es-ES"/>
-        </w:rPr>
-        <w:t xml:space="preserve"> </w:t>
-      </w:r>
-      <w:r>
-        <w:rPr>
-          <w:b/>
-          <w:bCs/>
-          <w:lang w:val="es-ES"/>
+        <w:t xml:space="preserve"> </w:t>
+      </w:r>
+      <w:r>
+        <w:rPr>
+          <w:b/>
+          <w:bCs/>
         </w:rPr>
         <w:t xml:space="preserve">1060 bytes</w:t>
       </w:r>
       <w:r>
-        <w:rPr>
-          <w:lang w:val="es-ES"/>
-        </w:rPr>
-        <w:t xml:space="preserve"> </w:t>
-      </w:r>
-      <w:r>
-        <w:rPr>
-          <w:lang w:val="es-ES"/>
-        </w:rPr>
+        <w:t xml:space="preserve"> </w:t>
+      </w:r>
+      <w:r>
         <w:t xml:space="preserve">en total.</w:t>
       </w:r>
     </w:p>
@@ -2743,80 +2011,52 @@
         <w:rPr>
           <w:b/>
           <w:bCs/>
-          <w:lang w:val="es-ES"/>
         </w:rPr>
         <w:t xml:space="preserve">Flag MF</w:t>
       </w:r>
       <w:r>
-        <w:rPr>
-          <w:lang w:val="es-ES"/>
-        </w:rPr>
-        <w:t xml:space="preserve"> </w:t>
-      </w:r>
-      <w:r>
-        <w:rPr>
-          <w:lang w:val="es-ES"/>
-        </w:rPr>
+        <w:t xml:space="preserve"> </w:t>
+      </w:r>
+      <w:r>
         <w:t xml:space="preserve">(</w:t>
       </w:r>
       <w:r>
         <w:rPr>
           <w:i/>
           <w:iCs/>
-          <w:lang w:val="es-ES"/>
         </w:rPr>
         <w:t xml:space="preserve">More Fragments</w:t>
       </w:r>
       <w:r>
-        <w:rPr>
-          <w:lang w:val="es-ES"/>
-        </w:rPr>
         <w:t xml:space="preserve">) =</w:t>
       </w:r>
       <w:r>
-        <w:rPr>
-          <w:lang w:val="es-ES"/>
-        </w:rPr>
-        <w:t xml:space="preserve"> </w:t>
-      </w:r>
-      <w:r>
-        <w:rPr>
-          <w:b/>
-          <w:bCs/>
-          <w:lang w:val="es-ES"/>
+        <w:t xml:space="preserve"> </w:t>
+      </w:r>
+      <w:r>
+        <w:rPr>
+          <w:b/>
+          <w:bCs/>
         </w:rPr>
         <w:t xml:space="preserve">1</w:t>
       </w:r>
       <w:r>
-        <w:rPr>
-          <w:lang w:val="es-ES"/>
-        </w:rPr>
-        <w:t xml:space="preserve"> </w:t>
-      </w:r>
-      <w:r>
-        <w:rPr>
-          <w:lang w:val="es-ES"/>
-        </w:rPr>
+        <w:t xml:space="preserve"> </w:t>
+      </w:r>
+      <w:r>
         <w:t xml:space="preserve">en los que no son el último; el último lleva</w:t>
       </w:r>
       <w:r>
-        <w:rPr>
-          <w:lang w:val="es-ES"/>
-        </w:rPr>
-        <w:t xml:space="preserve"> </w:t>
-      </w:r>
-      <w:r>
-        <w:rPr>
-          <w:b/>
-          <w:bCs/>
-          <w:lang w:val="es-ES"/>
+        <w:t xml:space="preserve"> </w:t>
+      </w:r>
+      <w:r>
+        <w:rPr>
+          <w:b/>
+          <w:bCs/>
         </w:rPr>
         <w:t xml:space="preserve">MF = 0</w:t>
       </w:r>
       <w:r>
-        <w:rPr>
-          <w:lang w:val="es-ES"/>
-        </w:rPr>
         <w:t xml:space="preserve">.</w:t>
       </w:r>
     </w:p>
@@ -2832,20 +2072,13 @@
         <w:rPr>
           <w:b/>
           <w:bCs/>
-          <w:lang w:val="es-ES"/>
         </w:rPr>
         <w:t xml:space="preserve">El host destino.</w:t>
       </w:r>
       <w:r>
-        <w:rPr>
-          <w:lang w:val="es-ES"/>
-        </w:rPr>
-        <w:t xml:space="preserve"> </w:t>
-      </w:r>
-      <w:r>
-        <w:rPr>
-          <w:lang w:val="es-ES"/>
-        </w:rPr>
+        <w:t xml:space="preserve"> </w:t>
+      </w:r>
+      <w:r>
         <w:t xml:space="preserve">Los routers solo fragmentan si hace falta; no reensamblan.</w:t>
       </w:r>
     </w:p>

--- a/docx/03-direccionamiento-ip/boletin-U03-inicial-resuelto.docx
+++ b/docx/03-direccionamiento-ip/boletin-U03-inicial-resuelto.docx
@@ -28,23 +28,23 @@
         </w:p>
       </w:sdtContent>
     </w:sdt>
-    <w:bookmarkStart w:id="9" w:name="boletín-ud3-inicial-resuelto"/>
+    <w:bookmarkStart w:id="9" w:name="Xe863224d2c02b349eaae229a0e69e7ed3ef2cb3"/>
     <w:p>
       <w:pPr>
         <w:pStyle w:val="Heading1"/>
       </w:pPr>
       <w:r>
-        <w:t xml:space="preserve">Boletín UD3 — Inicial (Resuelto)</w:t>
+        <w:t xml:space="preserve">Boletín de Direccionamiento IP — Inicial (Resuelto)</w:t>
       </w:r>
     </w:p>
     <w:bookmarkEnd w:id="9"/>
-    <w:bookmarkStart w:id="21" w:name="boletín-ud3-inicial-resuelto-1"/>
+    <w:bookmarkStart w:id="21" w:name="Xffe593e1da9da417ec5e22a21957db401bfaa38"/>
     <w:p>
       <w:pPr>
         <w:pStyle w:val="Heading1"/>
       </w:pPr>
       <w:r>
-        <w:t xml:space="preserve">✅ Boletín UD3 — Inicial (Resuelto)</w:t>
+        <w:t xml:space="preserve">✅ Boletín de Direccionamiento IP — Inicial (Resuelto)</w:t>
       </w:r>
     </w:p>
     <w:p>
